--- a/러시아 인권변호사/2부/2부_11화_올가의_재판.docx
+++ b/러시아 인권변호사/2부/2부_11화_올가의_재판.docx
@@ -250,6 +250,52 @@
           <w:i w:val="0"/>
           <w:sz w:val="22"/>
         </w:rPr>
+        <w:t xml:space="preserve">Лёша: </w:t>
+      </w:r>
+      <w:r>
+        <w:rPr>
+          <w:rFonts w:ascii="Times New Roman" w:hAnsi="Times New Roman" w:eastAsia="Malgun Gothic"/>
+          <w:b w:val="0"/>
+          <w:i w:val="0"/>
+          <w:sz w:val="22"/>
+        </w:rPr>
+        <w:t>Эксперт пусть будет готов к тому, что его так и не вызовут. Романова может отказать.</w:t>
+      </w:r>
+    </w:p>
+    <w:p>
+      <w:pPr>
+        <w:spacing w:before="0" w:after="110" w:line="300" w:lineRule="auto"/>
+      </w:pPr>
+      <w:r>
+        <w:rPr>
+          <w:rFonts w:ascii="Times New Roman" w:hAnsi="Times New Roman" w:eastAsia="Malgun Gothic"/>
+          <w:b/>
+          <w:i w:val="0"/>
+          <w:sz w:val="22"/>
+        </w:rPr>
+        <w:t xml:space="preserve">Катя: </w:t>
+      </w:r>
+      <w:r>
+        <w:rPr>
+          <w:rFonts w:ascii="Times New Roman" w:hAnsi="Times New Roman" w:eastAsia="Malgun Gothic"/>
+          <w:b w:val="0"/>
+          <w:i w:val="0"/>
+          <w:sz w:val="22"/>
+        </w:rPr>
+        <w:t>Тогда покажем видео сами, с ноутбука. Я проверила — розетка в зале есть.</w:t>
+      </w:r>
+    </w:p>
+    <w:p>
+      <w:pPr>
+        <w:spacing w:before="0" w:after="110" w:line="300" w:lineRule="auto"/>
+      </w:pPr>
+      <w:r>
+        <w:rPr>
+          <w:rFonts w:ascii="Times New Roman" w:hAnsi="Times New Roman" w:eastAsia="Malgun Gothic"/>
+          <w:b/>
+          <w:i w:val="0"/>
+          <w:sz w:val="22"/>
+        </w:rPr>
         <w:t xml:space="preserve">Михаил: </w:t>
       </w:r>
       <w:r>
@@ -326,6 +372,183 @@
           <w:sz w:val="22"/>
         </w:rPr>
         <w:t>Не уйдут. Чолканы и не такое стояли.</w:t>
+      </w:r>
+    </w:p>
+    <w:p>
+      <w:pPr>
+        <w:spacing w:before="0" w:after="110" w:line="300" w:lineRule="auto"/>
+      </w:pPr>
+      <w:r>
+        <w:rPr>
+          <w:rFonts w:ascii="Times New Roman" w:hAnsi="Times New Roman" w:eastAsia="Malgun Gothic"/>
+          <w:b/>
+          <w:i w:val="0"/>
+          <w:sz w:val="22"/>
+        </w:rPr>
+        <w:t xml:space="preserve">Дарья: </w:t>
+      </w:r>
+      <w:r>
+        <w:rPr>
+          <w:rFonts w:ascii="Times New Roman" w:hAnsi="Times New Roman" w:eastAsia="Malgun Gothic"/>
+          <w:b w:val="0"/>
+          <w:i/>
+          <w:color w:val="555555"/>
+          <w:sz w:val="22"/>
+        </w:rPr>
+        <w:t>(подходит, с диктофоном в кармане)</w:t>
+      </w:r>
+      <w:r>
+        <w:rPr>
+          <w:rFonts w:ascii="Times New Roman" w:hAnsi="Times New Roman" w:eastAsia="Malgun Gothic"/>
+          <w:b w:val="0"/>
+          <w:i w:val="0"/>
+          <w:sz w:val="22"/>
+        </w:rPr>
+        <w:t xml:space="preserve"> Ольга Викторовна. Выглядите так, будто пришли не на суд, а на вручение премии.</w:t>
+      </w:r>
+    </w:p>
+    <w:p>
+      <w:pPr>
+        <w:spacing w:before="0" w:after="110" w:line="300" w:lineRule="auto"/>
+      </w:pPr>
+      <w:r>
+        <w:rPr>
+          <w:rFonts w:ascii="Times New Roman" w:hAnsi="Times New Roman" w:eastAsia="Malgun Gothic"/>
+          <w:b/>
+          <w:i w:val="0"/>
+          <w:sz w:val="22"/>
+        </w:rPr>
+        <w:t xml:space="preserve">Ольга: </w:t>
+      </w:r>
+      <w:r>
+        <w:rPr>
+          <w:rFonts w:ascii="Times New Roman" w:hAnsi="Times New Roman" w:eastAsia="Malgun Gothic"/>
+          <w:b w:val="0"/>
+          <w:i w:val="0"/>
+          <w:sz w:val="22"/>
+        </w:rPr>
+        <w:t>Дарья! Спасибо, что приехали. Напишите потом, что блузка была моя собственная, а не тюремная. Для истории.</w:t>
+      </w:r>
+    </w:p>
+    <w:p>
+      <w:pPr>
+        <w:spacing w:before="0" w:after="110" w:line="300" w:lineRule="auto"/>
+      </w:pPr>
+      <w:r>
+        <w:rPr>
+          <w:rFonts w:ascii="Times New Roman" w:hAnsi="Times New Roman" w:eastAsia="Malgun Gothic"/>
+          <w:b/>
+          <w:i w:val="0"/>
+          <w:sz w:val="22"/>
+        </w:rPr>
+        <w:t xml:space="preserve">Дарья: </w:t>
+      </w:r>
+      <w:r>
+        <w:rPr>
+          <w:rFonts w:ascii="Times New Roman" w:hAnsi="Times New Roman" w:eastAsia="Malgun Gothic"/>
+          <w:b w:val="0"/>
+          <w:i w:val="0"/>
+          <w:sz w:val="22"/>
+        </w:rPr>
+        <w:t>Напишу. И что вы улыбались.</w:t>
+      </w:r>
+    </w:p>
+    <w:p>
+      <w:pPr>
+        <w:spacing w:before="0" w:after="110" w:line="300" w:lineRule="auto"/>
+      </w:pPr>
+      <w:r>
+        <w:rPr>
+          <w:rFonts w:ascii="Times New Roman" w:hAnsi="Times New Roman" w:eastAsia="Malgun Gothic"/>
+          <w:b/>
+          <w:i w:val="0"/>
+          <w:sz w:val="22"/>
+        </w:rPr>
+        <w:t xml:space="preserve">Ольга: </w:t>
+      </w:r>
+      <w:r>
+        <w:rPr>
+          <w:rFonts w:ascii="Times New Roman" w:hAnsi="Times New Roman" w:eastAsia="Malgun Gothic"/>
+          <w:b w:val="0"/>
+          <w:i w:val="0"/>
+          <w:sz w:val="22"/>
+        </w:rPr>
+        <w:t>Вот это не пишите. Решат, что мне не страшно, — и дадут больше.</w:t>
+      </w:r>
+    </w:p>
+    <w:p>
+      <w:pPr>
+        <w:spacing w:before="0" w:after="110" w:line="300" w:lineRule="auto"/>
+      </w:pPr>
+      <w:r>
+        <w:rPr>
+          <w:rFonts w:ascii="Times New Roman" w:hAnsi="Times New Roman" w:eastAsia="Malgun Gothic"/>
+          <w:b/>
+          <w:i w:val="0"/>
+          <w:sz w:val="22"/>
+        </w:rPr>
+        <w:t xml:space="preserve">Лёша: </w:t>
+      </w:r>
+      <w:r>
+        <w:rPr>
+          <w:rFonts w:ascii="Times New Roman" w:hAnsi="Times New Roman" w:eastAsia="Malgun Gothic"/>
+          <w:b w:val="0"/>
+          <w:i/>
+          <w:color w:val="555555"/>
+          <w:sz w:val="22"/>
+        </w:rPr>
+        <w:t>(смотрит на часы)</w:t>
+      </w:r>
+      <w:r>
+        <w:rPr>
+          <w:rFonts w:ascii="Times New Roman" w:hAnsi="Times New Roman" w:eastAsia="Malgun Gothic"/>
+          <w:b w:val="0"/>
+          <w:i w:val="0"/>
+          <w:sz w:val="22"/>
+        </w:rPr>
+        <w:t xml:space="preserve"> Пора. Судья Романова не любит опозданий. Это единственное, что я про неё знаю наверняка.</w:t>
+      </w:r>
+    </w:p>
+    <w:p>
+      <w:pPr>
+        <w:spacing w:before="0" w:after="110" w:line="300" w:lineRule="auto"/>
+      </w:pPr>
+      <w:r>
+        <w:rPr>
+          <w:rFonts w:ascii="Times New Roman" w:hAnsi="Times New Roman" w:eastAsia="Malgun Gothic"/>
+          <w:b/>
+          <w:i w:val="0"/>
+          <w:sz w:val="22"/>
+        </w:rPr>
+        <w:t xml:space="preserve">Ольга: </w:t>
+      </w:r>
+      <w:r>
+        <w:rPr>
+          <w:rFonts w:ascii="Times New Roman" w:hAnsi="Times New Roman" w:eastAsia="Malgun Gothic"/>
+          <w:b w:val="0"/>
+          <w:i w:val="0"/>
+          <w:sz w:val="22"/>
+        </w:rPr>
+        <w:t xml:space="preserve">Тогда не будем её расстраивать раньше времени. </w:t>
+      </w:r>
+      <w:r>
+        <w:rPr>
+          <w:rFonts w:ascii="Times New Roman" w:hAnsi="Times New Roman" w:eastAsia="Malgun Gothic"/>
+          <w:b w:val="0"/>
+          <w:i/>
+          <w:color w:val="555555"/>
+          <w:sz w:val="22"/>
+        </w:rPr>
+        <w:t>(поправляет блузку)</w:t>
+      </w:r>
+      <w:r>
+        <w:rPr>
+          <w:rFonts w:ascii="Times New Roman" w:hAnsi="Times New Roman" w:eastAsia="Malgun Gothic"/>
+          <w:b w:val="0"/>
+          <w:i w:val="0"/>
+          <w:sz w:val="22"/>
+        </w:rPr>
+        <w:t xml:space="preserve"> Идёмте, Алексей.</w:t>
       </w:r>
     </w:p>
     <w:p>
@@ -387,6 +610,98 @@
           <w:i w:val="0"/>
           <w:sz w:val="22"/>
         </w:rPr>
+        <w:t>Ваша честь, прошу обратить внимание: в обвинительном заключении ни разу не названо ни одного пострадавшего. Беспорядки без пострадавших, без повреждённого имущества, без единого вызова скорой помощи.</w:t>
+      </w:r>
+    </w:p>
+    <w:p>
+      <w:pPr>
+        <w:spacing w:before="0" w:after="110" w:line="300" w:lineRule="auto"/>
+      </w:pPr>
+      <w:r>
+        <w:rPr>
+          <w:rFonts w:ascii="Times New Roman" w:hAnsi="Times New Roman" w:eastAsia="Malgun Gothic"/>
+          <w:b/>
+          <w:i w:val="0"/>
+          <w:sz w:val="22"/>
+        </w:rPr>
+        <w:t xml:space="preserve">Сапчин: </w:t>
+      </w:r>
+      <w:r>
+        <w:rPr>
+          <w:rFonts w:ascii="Times New Roman" w:hAnsi="Times New Roman" w:eastAsia="Malgun Gothic"/>
+          <w:b w:val="0"/>
+          <w:i w:val="0"/>
+          <w:sz w:val="22"/>
+        </w:rPr>
+        <w:t>Отсутствие пострадавших — заслуга полиции, своевременно пресёкшей беспорядки, Ваша честь.</w:t>
+      </w:r>
+    </w:p>
+    <w:p>
+      <w:pPr>
+        <w:spacing w:before="0" w:after="110" w:line="300" w:lineRule="auto"/>
+      </w:pPr>
+      <w:r>
+        <w:rPr>
+          <w:rFonts w:ascii="Times New Roman" w:hAnsi="Times New Roman" w:eastAsia="Malgun Gothic"/>
+          <w:b/>
+          <w:i w:val="0"/>
+          <w:sz w:val="22"/>
+        </w:rPr>
+        <w:t xml:space="preserve">Лёша: </w:t>
+      </w:r>
+      <w:r>
+        <w:rPr>
+          <w:rFonts w:ascii="Times New Roman" w:hAnsi="Times New Roman" w:eastAsia="Malgun Gothic"/>
+          <w:b w:val="0"/>
+          <w:i w:val="0"/>
+          <w:sz w:val="22"/>
+        </w:rPr>
+        <w:t>Или отсутствие беспорядков, Ваша честь. Это проще объясняет те же факты.</w:t>
+      </w:r>
+    </w:p>
+    <w:p>
+      <w:pPr>
+        <w:spacing w:before="0" w:after="110" w:line="300" w:lineRule="auto"/>
+      </w:pPr>
+      <w:r>
+        <w:rPr>
+          <w:rFonts w:ascii="Times New Roman" w:hAnsi="Times New Roman" w:eastAsia="Malgun Gothic"/>
+          <w:b/>
+          <w:i w:val="0"/>
+          <w:sz w:val="22"/>
+        </w:rPr>
+        <w:t xml:space="preserve">Романова: </w:t>
+      </w:r>
+      <w:r>
+        <w:rPr>
+          <w:rFonts w:ascii="Times New Roman" w:hAnsi="Times New Roman" w:eastAsia="Malgun Gothic"/>
+          <w:b w:val="0"/>
+          <w:i w:val="0"/>
+          <w:sz w:val="22"/>
+        </w:rPr>
+        <w:t>Стороны, прения — позже. Сейчас по существу.</w:t>
+      </w:r>
+    </w:p>
+    <w:p>
+      <w:pPr>
+        <w:spacing w:before="0" w:after="110" w:line="300" w:lineRule="auto"/>
+      </w:pPr>
+      <w:r>
+        <w:rPr>
+          <w:rFonts w:ascii="Times New Roman" w:hAnsi="Times New Roman" w:eastAsia="Malgun Gothic"/>
+          <w:b/>
+          <w:i w:val="0"/>
+          <w:sz w:val="22"/>
+        </w:rPr>
+        <w:t xml:space="preserve">Лёша: </w:t>
+      </w:r>
+      <w:r>
+        <w:rPr>
+          <w:rFonts w:ascii="Times New Roman" w:hAnsi="Times New Roman" w:eastAsia="Malgun Gothic"/>
+          <w:b w:val="0"/>
+          <w:i w:val="0"/>
+          <w:sz w:val="22"/>
+        </w:rPr>
         <w:t>Ваша честь, прежде всего — уточнение. Речь идёт не о федеральной трассе, а о грунтовой подъездной дороге к посёлку Тайбола. У меня кадастровая выписка.</w:t>
       </w:r>
     </w:p>
@@ -755,7 +1070,7 @@
           <w:i w:val="0"/>
           <w:sz w:val="22"/>
         </w:rPr>
-        <w:t>Капитан, вам показывали определение суда о приостановке работ, которое держала в руках подсудимая?</w:t>
+        <w:t>Капитан, этой палкой кто-нибудь замахивался?</w:t>
       </w:r>
     </w:p>
     <w:p>
@@ -779,7 +1094,7 @@
           <w:color w:val="555555"/>
           <w:sz w:val="22"/>
         </w:rPr>
-        <w:t>(после паузы)</w:t>
+        <w:t>(пауза)</w:t>
       </w:r>
       <w:r>
         <w:rPr>
@@ -788,7 +1103,7 @@
           <w:i w:val="0"/>
           <w:sz w:val="22"/>
         </w:rPr>
-        <w:t xml:space="preserve"> Показывали.</w:t>
+        <w:t xml:space="preserve"> Нет. Он на неё опирался.</w:t>
       </w:r>
     </w:p>
     <w:p>
@@ -811,7 +1126,7 @@
           <w:i w:val="0"/>
           <w:sz w:val="22"/>
         </w:rPr>
-        <w:t>Тогда на основании чего строится обвинение в организации массовых беспорядков, если не было ни насилия, ни угрозы его применения, а техника нарушала решение суда?</w:t>
+        <w:t>Капитан, вам показывали определение суда о приостановке работ, которое держала в руках подсудимая?</w:t>
       </w:r>
     </w:p>
     <w:p>
@@ -825,53 +1140,7 @@
           <w:i w:val="0"/>
           <w:sz w:val="22"/>
         </w:rPr>
-        <w:t xml:space="preserve">Сапчин: </w:t>
-      </w:r>
-      <w:r>
-        <w:rPr>
-          <w:rFonts w:ascii="Times New Roman" w:hAnsi="Times New Roman" w:eastAsia="Malgun Gothic"/>
-          <w:b w:val="0"/>
-          <w:i w:val="0"/>
-          <w:sz w:val="22"/>
-        </w:rPr>
-        <w:t>Возражаю, вопрос к свидетелю не по существу.</w:t>
-      </w:r>
-    </w:p>
-    <w:p>
-      <w:pPr>
-        <w:spacing w:before="0" w:after="110" w:line="300" w:lineRule="auto"/>
-      </w:pPr>
-      <w:r>
-        <w:rPr>
-          <w:rFonts w:ascii="Times New Roman" w:hAnsi="Times New Roman" w:eastAsia="Malgun Gothic"/>
-          <w:b/>
-          <w:i w:val="0"/>
-          <w:sz w:val="22"/>
-        </w:rPr>
-        <w:t xml:space="preserve">Романова: </w:t>
-      </w:r>
-      <w:r>
-        <w:rPr>
-          <w:rFonts w:ascii="Times New Roman" w:hAnsi="Times New Roman" w:eastAsia="Malgun Gothic"/>
-          <w:b w:val="0"/>
-          <w:i w:val="0"/>
-          <w:sz w:val="22"/>
-        </w:rPr>
-        <w:t>Возражение принимается. Сторона защиты, переходите к следующему вопросу.</w:t>
-      </w:r>
-    </w:p>
-    <w:p>
-      <w:pPr>
-        <w:spacing w:before="0" w:after="110" w:line="300" w:lineRule="auto"/>
-      </w:pPr>
-      <w:r>
-        <w:rPr>
-          <w:rFonts w:ascii="Times New Roman" w:hAnsi="Times New Roman" w:eastAsia="Malgun Gothic"/>
-          <w:b/>
-          <w:i w:val="0"/>
-          <w:sz w:val="22"/>
-        </w:rPr>
-        <w:t xml:space="preserve">Лёша: </w:t>
+        <w:t xml:space="preserve">Тимченко: </w:t>
       </w:r>
       <w:r>
         <w:rPr>
@@ -881,7 +1150,7 @@
           <w:color w:val="555555"/>
           <w:sz w:val="22"/>
         </w:rPr>
-        <w:t>(тихо, садясь)</w:t>
+        <w:t>(после паузы)</w:t>
       </w:r>
       <w:r>
         <w:rPr>
@@ -890,7 +1159,355 @@
           <w:i w:val="0"/>
           <w:sz w:val="22"/>
         </w:rPr>
+        <w:t xml:space="preserve"> Показывали.</w:t>
+      </w:r>
+    </w:p>
+    <w:p>
+      <w:pPr>
+        <w:spacing w:before="0" w:after="110" w:line="300" w:lineRule="auto"/>
+      </w:pPr>
+      <w:r>
+        <w:rPr>
+          <w:rFonts w:ascii="Times New Roman" w:hAnsi="Times New Roman" w:eastAsia="Malgun Gothic"/>
+          <w:b/>
+          <w:i w:val="0"/>
+          <w:sz w:val="22"/>
+        </w:rPr>
+        <w:t xml:space="preserve">Лёша: </w:t>
+      </w:r>
+      <w:r>
+        <w:rPr>
+          <w:rFonts w:ascii="Times New Roman" w:hAnsi="Times New Roman" w:eastAsia="Malgun Gothic"/>
+          <w:b w:val="0"/>
+          <w:i w:val="0"/>
+          <w:sz w:val="22"/>
+        </w:rPr>
+        <w:t>Тогда на основании чего строится обвинение в организации массовых беспорядков, если не было ни насилия, ни угрозы его применения, а техника нарушала решение суда?</w:t>
+      </w:r>
+    </w:p>
+    <w:p>
+      <w:pPr>
+        <w:spacing w:before="0" w:after="110" w:line="300" w:lineRule="auto"/>
+      </w:pPr>
+      <w:r>
+        <w:rPr>
+          <w:rFonts w:ascii="Times New Roman" w:hAnsi="Times New Roman" w:eastAsia="Malgun Gothic"/>
+          <w:b/>
+          <w:i w:val="0"/>
+          <w:sz w:val="22"/>
+        </w:rPr>
+        <w:t xml:space="preserve">Сапчин: </w:t>
+      </w:r>
+      <w:r>
+        <w:rPr>
+          <w:rFonts w:ascii="Times New Roman" w:hAnsi="Times New Roman" w:eastAsia="Malgun Gothic"/>
+          <w:b w:val="0"/>
+          <w:i w:val="0"/>
+          <w:sz w:val="22"/>
+        </w:rPr>
+        <w:t>Возражаю, вопрос к свидетелю не по существу.</w:t>
+      </w:r>
+    </w:p>
+    <w:p>
+      <w:pPr>
+        <w:spacing w:before="0" w:after="110" w:line="300" w:lineRule="auto"/>
+      </w:pPr>
+      <w:r>
+        <w:rPr>
+          <w:rFonts w:ascii="Times New Roman" w:hAnsi="Times New Roman" w:eastAsia="Malgun Gothic"/>
+          <w:b/>
+          <w:i w:val="0"/>
+          <w:sz w:val="22"/>
+        </w:rPr>
+        <w:t xml:space="preserve">Романова: </w:t>
+      </w:r>
+      <w:r>
+        <w:rPr>
+          <w:rFonts w:ascii="Times New Roman" w:hAnsi="Times New Roman" w:eastAsia="Malgun Gothic"/>
+          <w:b w:val="0"/>
+          <w:i w:val="0"/>
+          <w:sz w:val="22"/>
+        </w:rPr>
+        <w:t>Возражение принимается. Сторона защиты, переходите к следующему вопросу.</w:t>
+      </w:r>
+    </w:p>
+    <w:p>
+      <w:pPr>
+        <w:spacing w:before="0" w:after="110" w:line="300" w:lineRule="auto"/>
+      </w:pPr>
+      <w:r>
+        <w:rPr>
+          <w:rFonts w:ascii="Times New Roman" w:hAnsi="Times New Roman" w:eastAsia="Malgun Gothic"/>
+          <w:b/>
+          <w:i w:val="0"/>
+          <w:sz w:val="22"/>
+        </w:rPr>
+        <w:t xml:space="preserve">Лёша: </w:t>
+      </w:r>
+      <w:r>
+        <w:rPr>
+          <w:rFonts w:ascii="Times New Roman" w:hAnsi="Times New Roman" w:eastAsia="Malgun Gothic"/>
+          <w:b w:val="0"/>
+          <w:i/>
+          <w:color w:val="555555"/>
+          <w:sz w:val="22"/>
+        </w:rPr>
+        <w:t>(тихо, садясь)</w:t>
+      </w:r>
+      <w:r>
+        <w:rPr>
+          <w:rFonts w:ascii="Times New Roman" w:hAnsi="Times New Roman" w:eastAsia="Malgun Gothic"/>
+          <w:b w:val="0"/>
+          <w:i w:val="0"/>
+          <w:sz w:val="22"/>
+        </w:rPr>
         <w:t xml:space="preserve"> Вопросов больше нет. Ответ суд уже услышал.</w:t>
+      </w:r>
+    </w:p>
+    <w:p>
+      <w:pPr>
+        <w:spacing w:before="0" w:after="110" w:line="300" w:lineRule="auto"/>
+      </w:pPr>
+      <w:r>
+        <w:rPr>
+          <w:rFonts w:ascii="Times New Roman" w:hAnsi="Times New Roman" w:eastAsia="Malgun Gothic"/>
+          <w:b/>
+          <w:i w:val="0"/>
+          <w:sz w:val="22"/>
+        </w:rPr>
+        <w:t xml:space="preserve">Романова: </w:t>
+      </w:r>
+      <w:r>
+        <w:rPr>
+          <w:rFonts w:ascii="Times New Roman" w:hAnsi="Times New Roman" w:eastAsia="Malgun Gothic"/>
+          <w:b w:val="0"/>
+          <w:i w:val="0"/>
+          <w:sz w:val="22"/>
+        </w:rPr>
+        <w:t>Сторона защиты, у вас есть ещё свидетели?</w:t>
+      </w:r>
+    </w:p>
+    <w:p>
+      <w:pPr>
+        <w:spacing w:before="0" w:after="110" w:line="300" w:lineRule="auto"/>
+      </w:pPr>
+      <w:r>
+        <w:rPr>
+          <w:rFonts w:ascii="Times New Roman" w:hAnsi="Times New Roman" w:eastAsia="Malgun Gothic"/>
+          <w:b/>
+          <w:i w:val="0"/>
+          <w:sz w:val="22"/>
+        </w:rPr>
+        <w:t xml:space="preserve">Лёша: </w:t>
+      </w:r>
+      <w:r>
+        <w:rPr>
+          <w:rFonts w:ascii="Times New Roman" w:hAnsi="Times New Roman" w:eastAsia="Malgun Gothic"/>
+          <w:b w:val="0"/>
+          <w:i w:val="0"/>
+          <w:sz w:val="22"/>
+        </w:rPr>
+        <w:t>Ваша честь, сторона защиты просит допросить свидетеля — Михаила Егоровича, старейшину посёлка Тайбола.</w:t>
+      </w:r>
+    </w:p>
+    <w:p>
+      <w:pPr>
+        <w:spacing w:before="0" w:after="110" w:line="300" w:lineRule="auto"/>
+      </w:pPr>
+      <w:r>
+        <w:rPr>
+          <w:rFonts w:ascii="Times New Roman" w:hAnsi="Times New Roman" w:eastAsia="Malgun Gothic"/>
+          <w:b/>
+          <w:i w:val="0"/>
+          <w:sz w:val="22"/>
+        </w:rPr>
+        <w:t xml:space="preserve">Романова: </w:t>
+      </w:r>
+      <w:r>
+        <w:rPr>
+          <w:rFonts w:ascii="Times New Roman" w:hAnsi="Times New Roman" w:eastAsia="Malgun Gothic"/>
+          <w:b w:val="0"/>
+          <w:i w:val="0"/>
+          <w:sz w:val="22"/>
+        </w:rPr>
+        <w:t>Свидетель, пройдите. Представьтесь суду.</w:t>
+      </w:r>
+    </w:p>
+    <w:p>
+      <w:pPr>
+        <w:spacing w:before="0" w:after="110" w:line="300" w:lineRule="auto"/>
+      </w:pPr>
+      <w:r>
+        <w:rPr>
+          <w:rFonts w:ascii="Times New Roman" w:hAnsi="Times New Roman" w:eastAsia="Malgun Gothic"/>
+          <w:b/>
+          <w:i w:val="0"/>
+          <w:sz w:val="22"/>
+        </w:rPr>
+        <w:t xml:space="preserve">Михаил: </w:t>
+      </w:r>
+      <w:r>
+        <w:rPr>
+          <w:rFonts w:ascii="Times New Roman" w:hAnsi="Times New Roman" w:eastAsia="Malgun Gothic"/>
+          <w:b w:val="0"/>
+          <w:i/>
+          <w:color w:val="555555"/>
+          <w:sz w:val="22"/>
+        </w:rPr>
+        <w:t>(опирается на палку)</w:t>
+      </w:r>
+      <w:r>
+        <w:rPr>
+          <w:rFonts w:ascii="Times New Roman" w:hAnsi="Times New Roman" w:eastAsia="Malgun Gothic"/>
+          <w:b w:val="0"/>
+          <w:i w:val="0"/>
+          <w:sz w:val="22"/>
+        </w:rPr>
+        <w:t xml:space="preserve"> Михаил Егорович я. Восемьдесят четыре года. Живу в Тайболе всю жизнь, как и отец мой, и дед.</w:t>
+      </w:r>
+    </w:p>
+    <w:p>
+      <w:pPr>
+        <w:spacing w:before="0" w:after="110" w:line="300" w:lineRule="auto"/>
+      </w:pPr>
+      <w:r>
+        <w:rPr>
+          <w:rFonts w:ascii="Times New Roman" w:hAnsi="Times New Roman" w:eastAsia="Malgun Gothic"/>
+          <w:b/>
+          <w:i w:val="0"/>
+          <w:sz w:val="22"/>
+        </w:rPr>
+        <w:t xml:space="preserve">Лёша: </w:t>
+      </w:r>
+      <w:r>
+        <w:rPr>
+          <w:rFonts w:ascii="Times New Roman" w:hAnsi="Times New Roman" w:eastAsia="Malgun Gothic"/>
+          <w:b w:val="0"/>
+          <w:i w:val="0"/>
+          <w:sz w:val="22"/>
+        </w:rPr>
+        <w:t>Михаил Егорович, кто позвал людей на дорогу в тот день?</w:t>
+      </w:r>
+    </w:p>
+    <w:p>
+      <w:pPr>
+        <w:spacing w:before="0" w:after="110" w:line="300" w:lineRule="auto"/>
+      </w:pPr>
+      <w:r>
+        <w:rPr>
+          <w:rFonts w:ascii="Times New Roman" w:hAnsi="Times New Roman" w:eastAsia="Malgun Gothic"/>
+          <w:b/>
+          <w:i w:val="0"/>
+          <w:sz w:val="22"/>
+        </w:rPr>
+        <w:t xml:space="preserve">Михаил: </w:t>
+      </w:r>
+      <w:r>
+        <w:rPr>
+          <w:rFonts w:ascii="Times New Roman" w:hAnsi="Times New Roman" w:eastAsia="Malgun Gothic"/>
+          <w:b w:val="0"/>
+          <w:i w:val="0"/>
+          <w:sz w:val="22"/>
+        </w:rPr>
+        <w:t>Никто не звал. Сами пришли. Ольга Викторовна только сказала: «Стоим тихо, никого не трогаем». Мы и стояли.</w:t>
+      </w:r>
+    </w:p>
+    <w:p>
+      <w:pPr>
+        <w:spacing w:before="0" w:after="110" w:line="300" w:lineRule="auto"/>
+      </w:pPr>
+      <w:r>
+        <w:rPr>
+          <w:rFonts w:ascii="Times New Roman" w:hAnsi="Times New Roman" w:eastAsia="Malgun Gothic"/>
+          <w:b/>
+          <w:i w:val="0"/>
+          <w:sz w:val="22"/>
+        </w:rPr>
+        <w:t xml:space="preserve">Сапчин: </w:t>
+      </w:r>
+      <w:r>
+        <w:rPr>
+          <w:rFonts w:ascii="Times New Roman" w:hAnsi="Times New Roman" w:eastAsia="Malgun Gothic"/>
+          <w:b w:val="0"/>
+          <w:i w:val="0"/>
+          <w:sz w:val="22"/>
+        </w:rPr>
+        <w:t>Свидетель, вы признаёте, что подсудимая руководила действиями собравшихся?</w:t>
+      </w:r>
+    </w:p>
+    <w:p>
+      <w:pPr>
+        <w:spacing w:before="0" w:after="110" w:line="300" w:lineRule="auto"/>
+      </w:pPr>
+      <w:r>
+        <w:rPr>
+          <w:rFonts w:ascii="Times New Roman" w:hAnsi="Times New Roman" w:eastAsia="Malgun Gothic"/>
+          <w:b/>
+          <w:i w:val="0"/>
+          <w:sz w:val="22"/>
+        </w:rPr>
+        <w:t xml:space="preserve">Михаил: </w:t>
+      </w:r>
+      <w:r>
+        <w:rPr>
+          <w:rFonts w:ascii="Times New Roman" w:hAnsi="Times New Roman" w:eastAsia="Malgun Gothic"/>
+          <w:b w:val="0"/>
+          <w:i w:val="0"/>
+          <w:sz w:val="22"/>
+        </w:rPr>
+        <w:t xml:space="preserve">Руководила? </w:t>
+      </w:r>
+      <w:r>
+        <w:rPr>
+          <w:rFonts w:ascii="Times New Roman" w:hAnsi="Times New Roman" w:eastAsia="Malgun Gothic"/>
+          <w:b w:val="0"/>
+          <w:i/>
+          <w:color w:val="555555"/>
+          <w:sz w:val="22"/>
+        </w:rPr>
+        <w:t>(пауза)</w:t>
+      </w:r>
+      <w:r>
+        <w:rPr>
+          <w:rFonts w:ascii="Times New Roman" w:hAnsi="Times New Roman" w:eastAsia="Malgun Gothic"/>
+          <w:b w:val="0"/>
+          <w:i w:val="0"/>
+          <w:sz w:val="22"/>
+        </w:rPr>
+        <w:t xml:space="preserve"> Она нам сказала не ругаться с полицией. Если это руководить — то да, руководила.</w:t>
+      </w:r>
+    </w:p>
+    <w:p>
+      <w:pPr>
+        <w:spacing w:before="0" w:after="110" w:line="300" w:lineRule="auto"/>
+      </w:pPr>
+      <w:r>
+        <w:rPr>
+          <w:rFonts w:ascii="Times New Roman" w:hAnsi="Times New Roman" w:eastAsia="Malgun Gothic"/>
+          <w:b/>
+          <w:i w:val="0"/>
+          <w:sz w:val="22"/>
+        </w:rPr>
+        <w:t xml:space="preserve">Романова: </w:t>
+      </w:r>
+      <w:r>
+        <w:rPr>
+          <w:rFonts w:ascii="Times New Roman" w:hAnsi="Times New Roman" w:eastAsia="Malgun Gothic"/>
+          <w:b w:val="0"/>
+          <w:i/>
+          <w:color w:val="555555"/>
+          <w:sz w:val="22"/>
+        </w:rPr>
+        <w:t>(сдерживая что-то похожее на улыбку)</w:t>
+      </w:r>
+      <w:r>
+        <w:rPr>
+          <w:rFonts w:ascii="Times New Roman" w:hAnsi="Times New Roman" w:eastAsia="Malgun Gothic"/>
+          <w:b w:val="0"/>
+          <w:i w:val="0"/>
+          <w:sz w:val="22"/>
+        </w:rPr>
+        <w:t xml:space="preserve"> Суду понятно. Садитесь, свидетель.</w:t>
       </w:r>
     </w:p>
     <w:p>
@@ -1008,7 +1625,7 @@
           <w:i w:val="0"/>
           <w:sz w:val="22"/>
         </w:rPr>
-        <w:t>Пушкин гордился тем, что «в свой жестокий век восславил свободу и милость к падшим призывал». Я не Пушкин. Я не прошу милости к себе. Я прошу её для тех, кто стоит сейчас на улице у этого здания и не знает, где будет жить через год.</w:t>
+        <w:t>Пушкин писал о себе, что будет любезен народу тем, «что в мой жестокий век восславил я свободу и милость к падшим призывал». Я не Пушкин. Я не прошу милости к себе. Я прошу её для тех, кто стоит сейчас на улице у этого здания и не знает, где будет жить через год.</w:t>
       </w:r>
     </w:p>
     <w:p>
@@ -1070,7 +1687,7 @@
           <w:color w:val="1F3864"/>
           <w:sz w:val="26"/>
         </w:rPr>
-        <w:t>장면 5 — 선고</w:t>
+        <w:t>장면 5 — 법원 복도, 선고 전 휴정</w:t>
       </w:r>
     </w:p>
     <w:p>
@@ -1084,22 +1701,8 @@
           <w:i w:val="0"/>
           <w:sz w:val="22"/>
         </w:rPr>
-        <w:t xml:space="preserve">Романова: </w:t>
-      </w:r>
-      <w:r>
-        <w:rPr>
-          <w:rFonts w:ascii="Times New Roman" w:hAnsi="Times New Roman" w:eastAsia="Malgun Gothic"/>
-          <w:b w:val="0"/>
-          <w:i w:val="0"/>
-          <w:sz w:val="22"/>
-        </w:rPr>
-        <w:t>Суд, рассмотрев материалы дела… признаёт Нестерову Ольгу Викторовну виновной по предъявленному обвинению и назначает наказание в виде четырёх лет лишения свободы с отбыванием в колонии общего режима. Меру пресечения изменить на заключение под стражу. Взять под стражу в зале суда.</w:t>
-      </w:r>
-    </w:p>
-    <w:p>
-      <w:pPr>
-        <w:spacing w:before="0" w:after="110" w:line="300" w:lineRule="auto"/>
-      </w:pPr>
+        <w:t xml:space="preserve">Катя: </w:t>
+      </w:r>
       <w:r>
         <w:rPr>
           <w:rFonts w:ascii="Times New Roman" w:hAnsi="Times New Roman" w:eastAsia="Malgun Gothic"/>
@@ -1108,7 +1711,16 @@
           <w:color w:val="555555"/>
           <w:sz w:val="22"/>
         </w:rPr>
-        <w:t>(в зале возгласы возмущения; Михаил закрывает лицо руками; конвой подходит к Ольге, инспектор снимает с её ноги браслет)</w:t>
+        <w:t>(шёпотом)</w:t>
+      </w:r>
+      <w:r>
+        <w:rPr>
+          <w:rFonts w:ascii="Times New Roman" w:hAnsi="Times New Roman" w:eastAsia="Malgun Gothic"/>
+          <w:b w:val="0"/>
+          <w:i w:val="0"/>
+          <w:sz w:val="22"/>
+        </w:rPr>
+        <w:t xml:space="preserve"> Алексей Николаевич, судья ушла в совещательную комнату сорок минут назад. Это долго или быстро?</w:t>
       </w:r>
     </w:p>
     <w:p>
@@ -1123,6 +1735,75 @@
           <w:sz w:val="22"/>
         </w:rPr>
         <w:t xml:space="preserve">Лёша: </w:t>
+      </w:r>
+      <w:r>
+        <w:rPr>
+          <w:rFonts w:ascii="Times New Roman" w:hAnsi="Times New Roman" w:eastAsia="Malgun Gothic"/>
+          <w:b w:val="0"/>
+          <w:i w:val="0"/>
+          <w:sz w:val="22"/>
+        </w:rPr>
+        <w:t>Для приговора, который написан заранее, — долго. Значит, она его хотя бы перечитывает.</w:t>
+      </w:r>
+    </w:p>
+    <w:p>
+      <w:pPr>
+        <w:spacing w:before="0" w:after="110" w:line="300" w:lineRule="auto"/>
+      </w:pPr>
+      <w:r>
+        <w:rPr>
+          <w:rFonts w:ascii="Times New Roman" w:hAnsi="Times New Roman" w:eastAsia="Malgun Gothic"/>
+          <w:b/>
+          <w:i w:val="0"/>
+          <w:sz w:val="22"/>
+        </w:rPr>
+        <w:t xml:space="preserve">Катя: </w:t>
+      </w:r>
+      <w:r>
+        <w:rPr>
+          <w:rFonts w:ascii="Times New Roman" w:hAnsi="Times New Roman" w:eastAsia="Malgun Gothic"/>
+          <w:b w:val="0"/>
+          <w:i w:val="0"/>
+          <w:sz w:val="22"/>
+        </w:rPr>
+        <w:t>Это хороший знак?</w:t>
+      </w:r>
+    </w:p>
+    <w:p>
+      <w:pPr>
+        <w:spacing w:before="0" w:after="110" w:line="300" w:lineRule="auto"/>
+      </w:pPr>
+      <w:r>
+        <w:rPr>
+          <w:rFonts w:ascii="Times New Roman" w:hAnsi="Times New Roman" w:eastAsia="Malgun Gothic"/>
+          <w:b/>
+          <w:i w:val="0"/>
+          <w:sz w:val="22"/>
+        </w:rPr>
+        <w:t xml:space="preserve">Лёша: </w:t>
+      </w:r>
+      <w:r>
+        <w:rPr>
+          <w:rFonts w:ascii="Times New Roman" w:hAnsi="Times New Roman" w:eastAsia="Malgun Gothic"/>
+          <w:b w:val="0"/>
+          <w:i w:val="0"/>
+          <w:sz w:val="22"/>
+        </w:rPr>
+        <w:t>Это знак, что ей неловко. Больше ничего.</w:t>
+      </w:r>
+    </w:p>
+    <w:p>
+      <w:pPr>
+        <w:spacing w:before="0" w:after="110" w:line="300" w:lineRule="auto"/>
+      </w:pPr>
+      <w:r>
+        <w:rPr>
+          <w:rFonts w:ascii="Times New Roman" w:hAnsi="Times New Roman" w:eastAsia="Malgun Gothic"/>
+          <w:b/>
+          <w:i w:val="0"/>
+          <w:sz w:val="22"/>
+        </w:rPr>
+        <w:t xml:space="preserve">Ольга: </w:t>
       </w:r>
       <w:r>
         <w:rPr>
@@ -1132,7 +1813,7 @@
           <w:color w:val="555555"/>
           <w:sz w:val="22"/>
         </w:rPr>
-        <w:t>(тихо, не веря)</w:t>
+        <w:t>(сидит на скамье, рядом с инспектором)</w:t>
       </w:r>
       <w:r>
         <w:rPr>
@@ -1141,21 +1822,7 @@
           <w:i w:val="0"/>
           <w:sz w:val="22"/>
         </w:rPr>
-        <w:t xml:space="preserve"> Четыре года…</w:t>
-      </w:r>
-    </w:p>
-    <w:p>
-      <w:pPr>
-        <w:spacing w:before="0" w:after="110" w:line="300" w:lineRule="auto"/>
-      </w:pPr>
-      <w:r>
-        <w:rPr>
-          <w:rFonts w:ascii="Times New Roman" w:hAnsi="Times New Roman" w:eastAsia="Malgun Gothic"/>
-          <w:b/>
-          <w:i w:val="0"/>
-          <w:sz w:val="22"/>
-        </w:rPr>
-        <w:t xml:space="preserve">Ольга: </w:t>
+        <w:t xml:space="preserve"> Алексей, подойдите. </w:t>
       </w:r>
       <w:r>
         <w:rPr>
@@ -1165,7 +1832,16 @@
           <w:color w:val="555555"/>
           <w:sz w:val="22"/>
         </w:rPr>
-        <w:t>(протягивает руки конвою, поворачивается к залу, находит взглядом Лёшу и почти незаметно кивает — держись)</w:t>
+        <w:t>(тихо)</w:t>
+      </w:r>
+      <w:r>
+        <w:rPr>
+          <w:rFonts w:ascii="Times New Roman" w:hAnsi="Times New Roman" w:eastAsia="Malgun Gothic"/>
+          <w:b w:val="0"/>
+          <w:i w:val="0"/>
+          <w:sz w:val="22"/>
+        </w:rPr>
+        <w:t xml:space="preserve"> Если меня возьмут под стражу — ключи от квартиры у соседки. Цветы поливать по вторникам. Книги не раздавайте, я вернусь.</w:t>
       </w:r>
     </w:p>
     <w:p>
@@ -1179,7 +1855,53 @@
           <w:i w:val="0"/>
           <w:sz w:val="22"/>
         </w:rPr>
-        <w:t xml:space="preserve">Катя: </w:t>
+        <w:t xml:space="preserve">Лёша: </w:t>
+      </w:r>
+      <w:r>
+        <w:rPr>
+          <w:rFonts w:ascii="Times New Roman" w:hAnsi="Times New Roman" w:eastAsia="Malgun Gothic"/>
+          <w:b w:val="0"/>
+          <w:i w:val="0"/>
+          <w:sz w:val="22"/>
+        </w:rPr>
+        <w:t>Ольга Викторовна…</w:t>
+      </w:r>
+    </w:p>
+    <w:p>
+      <w:pPr>
+        <w:spacing w:before="0" w:after="110" w:line="300" w:lineRule="auto"/>
+      </w:pPr>
+      <w:r>
+        <w:rPr>
+          <w:rFonts w:ascii="Times New Roman" w:hAnsi="Times New Roman" w:eastAsia="Malgun Gothic"/>
+          <w:b/>
+          <w:i w:val="0"/>
+          <w:sz w:val="22"/>
+        </w:rPr>
+        <w:t xml:space="preserve">Ольга: </w:t>
+      </w:r>
+      <w:r>
+        <w:rPr>
+          <w:rFonts w:ascii="Times New Roman" w:hAnsi="Times New Roman" w:eastAsia="Malgun Gothic"/>
+          <w:b w:val="0"/>
+          <w:i w:val="0"/>
+          <w:sz w:val="22"/>
+        </w:rPr>
+        <w:t>Это не прощание, это инструкция. Вы же юрист — вы любите инструкции.</w:t>
+      </w:r>
+    </w:p>
+    <w:p>
+      <w:pPr>
+        <w:spacing w:before="0" w:after="110" w:line="300" w:lineRule="auto"/>
+      </w:pPr>
+      <w:r>
+        <w:rPr>
+          <w:rFonts w:ascii="Times New Roman" w:hAnsi="Times New Roman" w:eastAsia="Malgun Gothic"/>
+          <w:b/>
+          <w:i w:val="0"/>
+          <w:sz w:val="22"/>
+        </w:rPr>
+        <w:t xml:space="preserve">Лёша: </w:t>
       </w:r>
       <w:r>
         <w:rPr>
@@ -1189,7 +1911,7 @@
           <w:color w:val="555555"/>
           <w:sz w:val="22"/>
         </w:rPr>
-        <w:t>(шёпотом)</w:t>
+        <w:t>(сглатывает)</w:t>
       </w:r>
       <w:r>
         <w:rPr>
@@ -1198,7 +1920,7 @@
           <w:i w:val="0"/>
           <w:sz w:val="22"/>
         </w:rPr>
-        <w:t xml:space="preserve"> Алексей Николаевич, они даже браслет снимают раньше, чем наручники надевают.</w:t>
+        <w:t xml:space="preserve"> Вторники. Соседка. Книги не раздавать.</w:t>
       </w:r>
     </w:p>
     <w:p>
@@ -1212,7 +1934,7 @@
           <w:i w:val="0"/>
           <w:sz w:val="22"/>
         </w:rPr>
-        <w:t xml:space="preserve">Лёша: </w:t>
+        <w:t xml:space="preserve">Ольга: </w:t>
       </w:r>
       <w:r>
         <w:rPr>
@@ -1221,7 +1943,7 @@
           <w:i w:val="0"/>
           <w:sz w:val="22"/>
         </w:rPr>
-        <w:t>Чтобы не перепутать, кому она теперь принадлежит.</w:t>
+        <w:t>Вот и хорошо. Идите, секретарь уже машет.</w:t>
       </w:r>
     </w:p>
     <w:p>
@@ -1237,7 +1959,7 @@
           <w:color w:val="1F3864"/>
           <w:sz w:val="26"/>
         </w:rPr>
-        <w:t>장면 6 — 법정 밖, 반응</w:t>
+        <w:t>장면 6 — 선고</w:t>
       </w:r>
     </w:p>
     <w:p>
@@ -1251,7 +1973,7 @@
           <w:i w:val="0"/>
           <w:sz w:val="22"/>
         </w:rPr>
-        <w:t xml:space="preserve">Михаил: </w:t>
+        <w:t xml:space="preserve">Романова: </w:t>
       </w:r>
       <w:r>
         <w:rPr>
@@ -1260,160 +1982,13 @@
           <w:i w:val="0"/>
           <w:sz w:val="22"/>
         </w:rPr>
-        <w:t>Четыре года! За что?! За то, что стояла на земле наших предков!</w:t>
+        <w:t>Суд, рассмотрев материалы дела… признаёт Нестерову Ольгу Викторовну виновной по предъявленному обвинению и назначает наказание в виде четырёх лет лишения свободы с отбыванием в колонии общего режима. Меру пресечения изменить на заключение под стражу. Взять под стражу в зале суда.</w:t>
       </w:r>
     </w:p>
     <w:p>
       <w:pPr>
         <w:spacing w:before="0" w:after="110" w:line="300" w:lineRule="auto"/>
       </w:pPr>
-      <w:r>
-        <w:rPr>
-          <w:rFonts w:ascii="Times New Roman" w:hAnsi="Times New Roman" w:eastAsia="Malgun Gothic"/>
-          <w:b/>
-          <w:i w:val="0"/>
-          <w:sz w:val="22"/>
-        </w:rPr>
-        <w:t xml:space="preserve">Дарья: </w:t>
-      </w:r>
-      <w:r>
-        <w:rPr>
-          <w:rFonts w:ascii="Times New Roman" w:hAnsi="Times New Roman" w:eastAsia="Malgun Gothic"/>
-          <w:b w:val="0"/>
-          <w:i w:val="0"/>
-          <w:sz w:val="22"/>
-        </w:rPr>
-        <w:t>Михаил Егорович, я напишу об этом сегодня же. Все должны узнать, что здесь произошло.</w:t>
-      </w:r>
-    </w:p>
-    <w:p>
-      <w:pPr>
-        <w:spacing w:before="0" w:after="110" w:line="300" w:lineRule="auto"/>
-      </w:pPr>
-      <w:r>
-        <w:rPr>
-          <w:rFonts w:ascii="Times New Roman" w:hAnsi="Times New Roman" w:eastAsia="Malgun Gothic"/>
-          <w:b/>
-          <w:i w:val="0"/>
-          <w:sz w:val="22"/>
-        </w:rPr>
-        <w:t xml:space="preserve">Катя: </w:t>
-      </w:r>
-      <w:r>
-        <w:rPr>
-          <w:rFonts w:ascii="Times New Roman" w:hAnsi="Times New Roman" w:eastAsia="Malgun Gothic"/>
-          <w:b w:val="0"/>
-          <w:i w:val="0"/>
-          <w:sz w:val="22"/>
-        </w:rPr>
-        <w:t>Алексей Николаевич, что теперь? Подаём апелляцию?</w:t>
-      </w:r>
-    </w:p>
-    <w:p>
-      <w:pPr>
-        <w:spacing w:before="0" w:after="110" w:line="300" w:lineRule="auto"/>
-      </w:pPr>
-      <w:r>
-        <w:rPr>
-          <w:rFonts w:ascii="Times New Roman" w:hAnsi="Times New Roman" w:eastAsia="Malgun Gothic"/>
-          <w:b/>
-          <w:i w:val="0"/>
-          <w:sz w:val="22"/>
-        </w:rPr>
-        <w:t xml:space="preserve">Лёша: </w:t>
-      </w:r>
-      <w:r>
-        <w:rPr>
-          <w:rFonts w:ascii="Times New Roman" w:hAnsi="Times New Roman" w:eastAsia="Malgun Gothic"/>
-          <w:b w:val="0"/>
-          <w:i w:val="0"/>
-          <w:sz w:val="22"/>
-        </w:rPr>
-        <w:t>Подаём. Немедленно. Но, Катя, я не питаю иллюзий насчёт шансов в этом суде.</w:t>
-      </w:r>
-    </w:p>
-    <w:p>
-      <w:pPr>
-        <w:spacing w:before="0" w:after="110" w:line="300" w:lineRule="auto"/>
-      </w:pPr>
-      <w:r>
-        <w:rPr>
-          <w:rFonts w:ascii="Times New Roman" w:hAnsi="Times New Roman" w:eastAsia="Malgun Gothic"/>
-          <w:b/>
-          <w:i w:val="0"/>
-          <w:sz w:val="22"/>
-        </w:rPr>
-        <w:t xml:space="preserve">Катя: </w:t>
-      </w:r>
-      <w:r>
-        <w:rPr>
-          <w:rFonts w:ascii="Times New Roman" w:hAnsi="Times New Roman" w:eastAsia="Malgun Gothic"/>
-          <w:b w:val="0"/>
-          <w:i w:val="0"/>
-          <w:sz w:val="22"/>
-        </w:rPr>
-        <w:t>А судья? Она же сама приняла кадастровую выписку. Она видела, что это не трасса.</w:t>
-      </w:r>
-    </w:p>
-    <w:p>
-      <w:pPr>
-        <w:spacing w:before="0" w:after="110" w:line="300" w:lineRule="auto"/>
-      </w:pPr>
-      <w:r>
-        <w:rPr>
-          <w:rFonts w:ascii="Times New Roman" w:hAnsi="Times New Roman" w:eastAsia="Malgun Gothic"/>
-          <w:b/>
-          <w:i w:val="0"/>
-          <w:sz w:val="22"/>
-        </w:rPr>
-        <w:t xml:space="preserve">Лёша: </w:t>
-      </w:r>
-      <w:r>
-        <w:rPr>
-          <w:rFonts w:ascii="Times New Roman" w:hAnsi="Times New Roman" w:eastAsia="Malgun Gothic"/>
-          <w:b w:val="0"/>
-          <w:i w:val="0"/>
-          <w:sz w:val="22"/>
-        </w:rPr>
-        <w:t>Видела. И всё равно дала четыре года. Грибоедов спрашивал: «А судьи кто?» Двести лет прошло, а ответа так и нет.</w:t>
-      </w:r>
-    </w:p>
-    <w:p>
-      <w:pPr>
-        <w:spacing w:before="0" w:after="110" w:line="300" w:lineRule="auto"/>
-      </w:pPr>
-      <w:r>
-        <w:rPr>
-          <w:rFonts w:ascii="Times New Roman" w:hAnsi="Times New Roman" w:eastAsia="Malgun Gothic"/>
-          <w:b/>
-          <w:i w:val="0"/>
-          <w:sz w:val="22"/>
-        </w:rPr>
-        <w:t xml:space="preserve">Дарья: </w:t>
-      </w:r>
-      <w:r>
-        <w:rPr>
-          <w:rFonts w:ascii="Times New Roman" w:hAnsi="Times New Roman" w:eastAsia="Malgun Gothic"/>
-          <w:b w:val="0"/>
-          <w:i w:val="0"/>
-          <w:sz w:val="22"/>
-        </w:rPr>
-        <w:t>Тогда будем бороться в другом суде — в суде общественного мнения. Апелляция здесь, огласка везде.</w:t>
-      </w:r>
-    </w:p>
-    <w:p>
-      <w:pPr>
-        <w:spacing w:before="0" w:after="110" w:line="300" w:lineRule="auto"/>
-      </w:pPr>
-      <w:r>
-        <w:rPr>
-          <w:rFonts w:ascii="Times New Roman" w:hAnsi="Times New Roman" w:eastAsia="Malgun Gothic"/>
-          <w:b/>
-          <w:i w:val="0"/>
-          <w:sz w:val="22"/>
-        </w:rPr>
-        <w:t xml:space="preserve">Михаил: </w:t>
-      </w:r>
       <w:r>
         <w:rPr>
           <w:rFonts w:ascii="Times New Roman" w:hAnsi="Times New Roman" w:eastAsia="Malgun Gothic"/>
@@ -1422,7 +1997,31 @@
           <w:color w:val="555555"/>
           <w:sz w:val="22"/>
         </w:rPr>
-        <w:t>(надевает шапку)</w:t>
+        <w:t>(в зале возгласы возмущения; Михаил закрывает лицо руками; конвой подходит к Ольге, инспектор снимает с её ноги браслет)</w:t>
+      </w:r>
+    </w:p>
+    <w:p>
+      <w:pPr>
+        <w:spacing w:before="0" w:after="110" w:line="300" w:lineRule="auto"/>
+      </w:pPr>
+      <w:r>
+        <w:rPr>
+          <w:rFonts w:ascii="Times New Roman" w:hAnsi="Times New Roman" w:eastAsia="Malgun Gothic"/>
+          <w:b/>
+          <w:i w:val="0"/>
+          <w:sz w:val="22"/>
+        </w:rPr>
+        <w:t xml:space="preserve">Лёша: </w:t>
+      </w:r>
+      <w:r>
+        <w:rPr>
+          <w:rFonts w:ascii="Times New Roman" w:hAnsi="Times New Roman" w:eastAsia="Malgun Gothic"/>
+          <w:b w:val="0"/>
+          <w:i/>
+          <w:color w:val="555555"/>
+          <w:sz w:val="22"/>
+        </w:rPr>
+        <w:t>(тихо, не веря)</w:t>
       </w:r>
       <w:r>
         <w:rPr>
@@ -1431,7 +2030,7 @@
           <w:i w:val="0"/>
           <w:sz w:val="22"/>
         </w:rPr>
-        <w:t xml:space="preserve"> Я скажу нашим, чтобы не расходились до вечера. Пусть её увозят мимо нас. Пусть видит, что мы стоим.</w:t>
+        <w:t xml:space="preserve"> Четыре года…</w:t>
       </w:r>
     </w:p>
     <w:p>
@@ -1445,7 +2044,17 @@
           <w:i w:val="0"/>
           <w:sz w:val="22"/>
         </w:rPr>
-        <w:t xml:space="preserve">Дарья: </w:t>
+        <w:t xml:space="preserve">Сапчин: </w:t>
+      </w:r>
+      <w:r>
+        <w:rPr>
+          <w:rFonts w:ascii="Times New Roman" w:hAnsi="Times New Roman" w:eastAsia="Malgun Gothic"/>
+          <w:b w:val="0"/>
+          <w:i/>
+          <w:color w:val="555555"/>
+          <w:sz w:val="22"/>
+        </w:rPr>
+        <w:t>(собирая папки, не глядя на защиту)</w:t>
       </w:r>
       <w:r>
         <w:rPr>
@@ -1454,7 +2063,7 @@
           <w:i w:val="0"/>
           <w:sz w:val="22"/>
         </w:rPr>
-        <w:t>Я поеду с ними. Сниму, как её выводят. Пусть это будет первая фотография на завтрашней полосе.</w:t>
+        <w:t xml:space="preserve"> Меньше, чем я просил, Орлов. Можете считать это своей победой.</w:t>
       </w:r>
     </w:p>
     <w:p>
@@ -1474,10 +2083,20 @@
         <w:rPr>
           <w:rFonts w:ascii="Times New Roman" w:hAnsi="Times New Roman" w:eastAsia="Malgun Gothic"/>
           <w:b w:val="0"/>
+          <w:i/>
+          <w:color w:val="555555"/>
+          <w:sz w:val="22"/>
+        </w:rPr>
+        <w:t>(не оборачиваясь)</w:t>
+      </w:r>
+      <w:r>
+        <w:rPr>
+          <w:rFonts w:ascii="Times New Roman" w:hAnsi="Times New Roman" w:eastAsia="Malgun Gothic"/>
+          <w:b w:val="0"/>
           <w:i w:val="0"/>
           <w:sz w:val="22"/>
         </w:rPr>
-        <w:t>Только без лиц тех, кто стоит. Им здесь жить.</w:t>
+        <w:t xml:space="preserve"> Я считаю это вашим поражением. Просто суд ещё не понял.</w:t>
       </w:r>
     </w:p>
     <w:p>
@@ -1491,7 +2110,41 @@
           <w:i w:val="0"/>
           <w:sz w:val="22"/>
         </w:rPr>
-        <w:t xml:space="preserve">Дарья: </w:t>
+        <w:t xml:space="preserve">Ольга: </w:t>
+      </w:r>
+      <w:r>
+        <w:rPr>
+          <w:rFonts w:ascii="Times New Roman" w:hAnsi="Times New Roman" w:eastAsia="Malgun Gothic"/>
+          <w:b w:val="0"/>
+          <w:i/>
+          <w:color w:val="555555"/>
+          <w:sz w:val="22"/>
+        </w:rPr>
+        <w:t>(протягивает руки конвою, поворачивается к залу, находит взглядом Лёшу и почти незаметно кивает — держись)</w:t>
+      </w:r>
+    </w:p>
+    <w:p>
+      <w:pPr>
+        <w:spacing w:before="0" w:after="110" w:line="300" w:lineRule="auto"/>
+      </w:pPr>
+      <w:r>
+        <w:rPr>
+          <w:rFonts w:ascii="Times New Roman" w:hAnsi="Times New Roman" w:eastAsia="Malgun Gothic"/>
+          <w:b/>
+          <w:i w:val="0"/>
+          <w:sz w:val="22"/>
+        </w:rPr>
+        <w:t xml:space="preserve">Катя: </w:t>
+      </w:r>
+      <w:r>
+        <w:rPr>
+          <w:rFonts w:ascii="Times New Roman" w:hAnsi="Times New Roman" w:eastAsia="Malgun Gothic"/>
+          <w:b w:val="0"/>
+          <w:i/>
+          <w:color w:val="555555"/>
+          <w:sz w:val="22"/>
+        </w:rPr>
+        <w:t>(шёпотом)</w:t>
       </w:r>
       <w:r>
         <w:rPr>
@@ -1500,7 +2153,63 @@
           <w:i w:val="0"/>
           <w:sz w:val="22"/>
         </w:rPr>
-        <w:t>Знаю. Снимаю со спины.</w:t>
+        <w:t xml:space="preserve"> Алексей Николаевич, они даже браслет снимают раньше, чем наручники надевают.</w:t>
+      </w:r>
+    </w:p>
+    <w:p>
+      <w:pPr>
+        <w:spacing w:before="0" w:after="110" w:line="300" w:lineRule="auto"/>
+      </w:pPr>
+      <w:r>
+        <w:rPr>
+          <w:rFonts w:ascii="Times New Roman" w:hAnsi="Times New Roman" w:eastAsia="Malgun Gothic"/>
+          <w:b/>
+          <w:i w:val="0"/>
+          <w:sz w:val="22"/>
+        </w:rPr>
+        <w:t xml:space="preserve">Лёша: </w:t>
+      </w:r>
+      <w:r>
+        <w:rPr>
+          <w:rFonts w:ascii="Times New Roman" w:hAnsi="Times New Roman" w:eastAsia="Malgun Gothic"/>
+          <w:b w:val="0"/>
+          <w:i w:val="0"/>
+          <w:sz w:val="22"/>
+        </w:rPr>
+        <w:t>Чтобы не перепутать, кому она теперь принадлежит.</w:t>
+      </w:r>
+    </w:p>
+    <w:p>
+      <w:pPr>
+        <w:spacing w:before="0" w:after="110" w:line="300" w:lineRule="auto"/>
+      </w:pPr>
+      <w:r>
+        <w:rPr>
+          <w:rFonts w:ascii="Times New Roman" w:hAnsi="Times New Roman" w:eastAsia="Malgun Gothic"/>
+          <w:b/>
+          <w:i w:val="0"/>
+          <w:sz w:val="22"/>
+        </w:rPr>
+        <w:t xml:space="preserve">Ольга: </w:t>
+      </w:r>
+      <w:r>
+        <w:rPr>
+          <w:rFonts w:ascii="Times New Roman" w:hAnsi="Times New Roman" w:eastAsia="Malgun Gothic"/>
+          <w:b w:val="0"/>
+          <w:i/>
+          <w:color w:val="555555"/>
+          <w:sz w:val="22"/>
+        </w:rPr>
+        <w:t>(проходя мимо с конвоем, едва слышно)</w:t>
+      </w:r>
+      <w:r>
+        <w:rPr>
+          <w:rFonts w:ascii="Times New Roman" w:hAnsi="Times New Roman" w:eastAsia="Malgun Gothic"/>
+          <w:b w:val="0"/>
+          <w:i w:val="0"/>
+          <w:sz w:val="22"/>
+        </w:rPr>
+        <w:t xml:space="preserve"> Вторники, Алексей. Не забудьте.</w:t>
       </w:r>
     </w:p>
     <w:p>
@@ -1516,7 +2225,7 @@
           <w:color w:val="1F3864"/>
           <w:sz w:val="26"/>
         </w:rPr>
-        <w:t>장면 7 — 마지막 면회, 법원 호송실</w:t>
+        <w:t>장면 7 — 법정 밖, 반응</w:t>
       </w:r>
     </w:p>
     <w:p>
@@ -1530,7 +2239,7 @@
           <w:i w:val="0"/>
           <w:sz w:val="22"/>
         </w:rPr>
-        <w:t xml:space="preserve">Лёша: </w:t>
+        <w:t xml:space="preserve">Михаил: </w:t>
       </w:r>
       <w:r>
         <w:rPr>
@@ -1539,7 +2248,7 @@
           <w:i w:val="0"/>
           <w:sz w:val="22"/>
         </w:rPr>
-        <w:t>Ольга Викторовна, мне так жаль. Я должен был сделать больше.</w:t>
+        <w:t>Четыре года! За что?! За то, что стояла на земле наших предков!</w:t>
       </w:r>
     </w:p>
     <w:p>
@@ -1553,7 +2262,7 @@
           <w:i w:val="0"/>
           <w:sz w:val="22"/>
         </w:rPr>
-        <w:t xml:space="preserve">Ольга: </w:t>
+        <w:t xml:space="preserve">Катя: </w:t>
       </w:r>
       <w:r>
         <w:rPr>
@@ -1562,7 +2271,7 @@
           <w:i w:val="0"/>
           <w:sz w:val="22"/>
         </w:rPr>
-        <w:t>Алексей, вы сделали всё, что можно сделать в рамках этой системы. Четыре года — меньше, чем просил прокурор. Значит, что-то из ваших аргументов всё-таки дошло.</w:t>
+        <w:t>Михаил Егорович, сядьте, пожалуйста. Вам нельзя так волноваться.</w:t>
       </w:r>
     </w:p>
     <w:p>
@@ -1576,7 +2285,7 @@
           <w:i w:val="0"/>
           <w:sz w:val="22"/>
         </w:rPr>
-        <w:t xml:space="preserve">Лёша: </w:t>
+        <w:t xml:space="preserve">Михаил: </w:t>
       </w:r>
       <w:r>
         <w:rPr>
@@ -1585,7 +2294,7 @@
           <w:i w:val="0"/>
           <w:sz w:val="22"/>
         </w:rPr>
-        <w:t>Это слабое утешение.</w:t>
+        <w:t>Мне уже всё можно, дочка. Мне восемьдесят четыре года.</w:t>
       </w:r>
     </w:p>
     <w:p>
@@ -1599,145 +2308,7 @@
           <w:i w:val="0"/>
           <w:sz w:val="22"/>
         </w:rPr>
-        <w:t xml:space="preserve">Ольга: </w:t>
-      </w:r>
-      <w:r>
-        <w:rPr>
-          <w:rFonts w:ascii="Times New Roman" w:hAnsi="Times New Roman" w:eastAsia="Malgun Gothic"/>
-          <w:b w:val="0"/>
-          <w:i w:val="0"/>
-          <w:sz w:val="22"/>
-        </w:rPr>
-        <w:t>В нашей профессии другого утешения не бывает, помните? Вы сами мне это как-то говорили, повторяя за Быковым.</w:t>
-      </w:r>
-    </w:p>
-    <w:p>
-      <w:pPr>
-        <w:spacing w:before="0" w:after="110" w:line="300" w:lineRule="auto"/>
-      </w:pPr>
-      <w:r>
-        <w:rPr>
-          <w:rFonts w:ascii="Times New Roman" w:hAnsi="Times New Roman" w:eastAsia="Malgun Gothic"/>
-          <w:b/>
-          <w:i w:val="0"/>
-          <w:sz w:val="22"/>
-        </w:rPr>
-        <w:t xml:space="preserve">Лёша: </w:t>
-      </w:r>
-      <w:r>
-        <w:rPr>
-          <w:rFonts w:ascii="Times New Roman" w:hAnsi="Times New Roman" w:eastAsia="Malgun Gothic"/>
-          <w:b w:val="0"/>
-          <w:i w:val="0"/>
-          <w:sz w:val="22"/>
-        </w:rPr>
-        <w:t>Что мне делать теперь, без вас рядом?</w:t>
-      </w:r>
-    </w:p>
-    <w:p>
-      <w:pPr>
-        <w:spacing w:before="0" w:after="110" w:line="300" w:lineRule="auto"/>
-      </w:pPr>
-      <w:r>
-        <w:rPr>
-          <w:rFonts w:ascii="Times New Roman" w:hAnsi="Times New Roman" w:eastAsia="Malgun Gothic"/>
-          <w:b/>
-          <w:i w:val="0"/>
-          <w:sz w:val="22"/>
-        </w:rPr>
-        <w:t xml:space="preserve">Ольга: </w:t>
-      </w:r>
-      <w:r>
-        <w:rPr>
-          <w:rFonts w:ascii="Times New Roman" w:hAnsi="Times New Roman" w:eastAsia="Malgun Gothic"/>
-          <w:b w:val="0"/>
-          <w:i w:val="0"/>
-          <w:sz w:val="22"/>
-        </w:rPr>
-        <w:t>То же, что делали, когда не стало Быкова. Продолжать. «Свет» не должен останавливаться из-за меня. Найдите способ вести дело Тайболы дальше — Михаил Егорович знает, кому на месте можно доверять.</w:t>
-      </w:r>
-    </w:p>
-    <w:p>
-      <w:pPr>
-        <w:spacing w:before="0" w:after="110" w:line="300" w:lineRule="auto"/>
-      </w:pPr>
-      <w:r>
-        <w:rPr>
-          <w:rFonts w:ascii="Times New Roman" w:hAnsi="Times New Roman" w:eastAsia="Malgun Gothic"/>
-          <w:b/>
-          <w:i w:val="0"/>
-          <w:sz w:val="22"/>
-        </w:rPr>
-        <w:t xml:space="preserve">Лёша: </w:t>
-      </w:r>
-      <w:r>
-        <w:rPr>
-          <w:rFonts w:ascii="Times New Roman" w:hAnsi="Times New Roman" w:eastAsia="Malgun Gothic"/>
-          <w:b w:val="0"/>
-          <w:i w:val="0"/>
-          <w:sz w:val="22"/>
-        </w:rPr>
-        <w:t>Обещаю.</w:t>
-      </w:r>
-    </w:p>
-    <w:p>
-      <w:pPr>
-        <w:spacing w:before="0" w:after="110" w:line="300" w:lineRule="auto"/>
-      </w:pPr>
-      <w:r>
-        <w:rPr>
-          <w:rFonts w:ascii="Times New Roman" w:hAnsi="Times New Roman" w:eastAsia="Malgun Gothic"/>
-          <w:b/>
-          <w:i w:val="0"/>
-          <w:sz w:val="22"/>
-        </w:rPr>
-        <w:t xml:space="preserve">Ольга: </w:t>
-      </w:r>
-      <w:r>
-        <w:rPr>
-          <w:rFonts w:ascii="Times New Roman" w:hAnsi="Times New Roman" w:eastAsia="Malgun Gothic"/>
-          <w:b w:val="0"/>
-          <w:i w:val="0"/>
-          <w:sz w:val="22"/>
-        </w:rPr>
-        <w:t>И, Алексей… используйте огласку. Не ради меня — ради всех, кто придёт после. Пусть вся страна увидит, как обращаются с теми, кто просто стоит на своей земле.</w:t>
-      </w:r>
-    </w:p>
-    <w:p>
-      <w:pPr>
-        <w:spacing w:before="0" w:after="110" w:line="300" w:lineRule="auto"/>
-      </w:pPr>
-      <w:r>
-        <w:rPr>
-          <w:rFonts w:ascii="Times New Roman" w:hAnsi="Times New Roman" w:eastAsia="Malgun Gothic"/>
-          <w:b/>
-          <w:i w:val="0"/>
-          <w:sz w:val="22"/>
-        </w:rPr>
-        <w:t xml:space="preserve">Лёша: </w:t>
-      </w:r>
-      <w:r>
-        <w:rPr>
-          <w:rFonts w:ascii="Times New Roman" w:hAnsi="Times New Roman" w:eastAsia="Malgun Gothic"/>
-          <w:b w:val="0"/>
-          <w:i w:val="0"/>
-          <w:sz w:val="22"/>
-        </w:rPr>
-        <w:t>Пусть видит.</w:t>
-      </w:r>
-    </w:p>
-    <w:p>
-      <w:pPr>
-        <w:spacing w:before="0" w:after="110" w:line="300" w:lineRule="auto"/>
-      </w:pPr>
-      <w:r>
-        <w:rPr>
-          <w:rFonts w:ascii="Times New Roman" w:hAnsi="Times New Roman" w:eastAsia="Malgun Gothic"/>
-          <w:b/>
-          <w:i w:val="0"/>
-          <w:sz w:val="22"/>
-        </w:rPr>
-        <w:t xml:space="preserve">Ольга: </w:t>
+        <w:t xml:space="preserve">Катя: </w:t>
       </w:r>
       <w:r>
         <w:rPr>
@@ -1747,7 +2318,7 @@
           <w:color w:val="555555"/>
           <w:sz w:val="22"/>
         </w:rPr>
-        <w:t>(конвоир стучит в дверь)</w:t>
+        <w:t>(берёт его под руку)</w:t>
       </w:r>
       <w:r>
         <w:rPr>
@@ -1756,7 +2327,7 @@
           <w:i w:val="0"/>
           <w:sz w:val="22"/>
         </w:rPr>
-        <w:t xml:space="preserve"> И ещё. Не вините Павла в моём приговоре. Это не он. Злость надо тратить на тех, кто её заслужил.</w:t>
+        <w:t xml:space="preserve"> Тогда хотя бы держитесь за меня.</w:t>
       </w:r>
     </w:p>
     <w:p>
@@ -1770,7 +2341,7 @@
           <w:i w:val="0"/>
           <w:sz w:val="22"/>
         </w:rPr>
-        <w:t xml:space="preserve">Лёша: </w:t>
+        <w:t xml:space="preserve">Дарья: </w:t>
       </w:r>
       <w:r>
         <w:rPr>
@@ -1779,7 +2350,326 @@
           <w:i w:val="0"/>
           <w:sz w:val="22"/>
         </w:rPr>
-        <w:t>Я и не виню его в этом. Мне хватает того, в чём он виноват.</w:t>
+        <w:t>Михаил Егорович, я напишу об этом сегодня же. Все должны узнать, что здесь произошло.</w:t>
+      </w:r>
+    </w:p>
+    <w:p>
+      <w:pPr>
+        <w:spacing w:before="0" w:after="110" w:line="300" w:lineRule="auto"/>
+      </w:pPr>
+      <w:r>
+        <w:rPr>
+          <w:rFonts w:ascii="Times New Roman" w:hAnsi="Times New Roman" w:eastAsia="Malgun Gothic"/>
+          <w:b/>
+          <w:i w:val="0"/>
+          <w:sz w:val="22"/>
+        </w:rPr>
+        <w:t xml:space="preserve">Катя: </w:t>
+      </w:r>
+      <w:r>
+        <w:rPr>
+          <w:rFonts w:ascii="Times New Roman" w:hAnsi="Times New Roman" w:eastAsia="Malgun Gothic"/>
+          <w:b w:val="0"/>
+          <w:i w:val="0"/>
+          <w:sz w:val="22"/>
+        </w:rPr>
+        <w:t>Алексей Николаевич, что теперь? Подаём апелляцию?</w:t>
+      </w:r>
+    </w:p>
+    <w:p>
+      <w:pPr>
+        <w:spacing w:before="0" w:after="110" w:line="300" w:lineRule="auto"/>
+      </w:pPr>
+      <w:r>
+        <w:rPr>
+          <w:rFonts w:ascii="Times New Roman" w:hAnsi="Times New Roman" w:eastAsia="Malgun Gothic"/>
+          <w:b/>
+          <w:i w:val="0"/>
+          <w:sz w:val="22"/>
+        </w:rPr>
+        <w:t xml:space="preserve">Лёша: </w:t>
+      </w:r>
+      <w:r>
+        <w:rPr>
+          <w:rFonts w:ascii="Times New Roman" w:hAnsi="Times New Roman" w:eastAsia="Malgun Gothic"/>
+          <w:b w:val="0"/>
+          <w:i w:val="0"/>
+          <w:sz w:val="22"/>
+        </w:rPr>
+        <w:t>Подаём. Немедленно. Но, Катя, я не питаю иллюзий насчёт шансов в этом суде.</w:t>
+      </w:r>
+    </w:p>
+    <w:p>
+      <w:pPr>
+        <w:spacing w:before="0" w:after="110" w:line="300" w:lineRule="auto"/>
+      </w:pPr>
+      <w:r>
+        <w:rPr>
+          <w:rFonts w:ascii="Times New Roman" w:hAnsi="Times New Roman" w:eastAsia="Malgun Gothic"/>
+          <w:b/>
+          <w:i w:val="0"/>
+          <w:sz w:val="22"/>
+        </w:rPr>
+        <w:t xml:space="preserve">Катя: </w:t>
+      </w:r>
+      <w:r>
+        <w:rPr>
+          <w:rFonts w:ascii="Times New Roman" w:hAnsi="Times New Roman" w:eastAsia="Malgun Gothic"/>
+          <w:b w:val="0"/>
+          <w:i w:val="0"/>
+          <w:sz w:val="22"/>
+        </w:rPr>
+        <w:t>А судья? Она же сама приняла кадастровую выписку. Она видела, что это не трасса.</w:t>
+      </w:r>
+    </w:p>
+    <w:p>
+      <w:pPr>
+        <w:spacing w:before="0" w:after="110" w:line="300" w:lineRule="auto"/>
+      </w:pPr>
+      <w:r>
+        <w:rPr>
+          <w:rFonts w:ascii="Times New Roman" w:hAnsi="Times New Roman" w:eastAsia="Malgun Gothic"/>
+          <w:b/>
+          <w:i w:val="0"/>
+          <w:sz w:val="22"/>
+        </w:rPr>
+        <w:t xml:space="preserve">Лёша: </w:t>
+      </w:r>
+      <w:r>
+        <w:rPr>
+          <w:rFonts w:ascii="Times New Roman" w:hAnsi="Times New Roman" w:eastAsia="Malgun Gothic"/>
+          <w:b w:val="0"/>
+          <w:i w:val="0"/>
+          <w:sz w:val="22"/>
+        </w:rPr>
+        <w:t>Видела. И всё равно дала четыре года. Грибоедов спрашивал: «А судьи кто?» Двести лет прошло, а ответа так и нет.</w:t>
+      </w:r>
+    </w:p>
+    <w:p>
+      <w:pPr>
+        <w:spacing w:before="0" w:after="110" w:line="300" w:lineRule="auto"/>
+      </w:pPr>
+      <w:r>
+        <w:rPr>
+          <w:rFonts w:ascii="Times New Roman" w:hAnsi="Times New Roman" w:eastAsia="Malgun Gothic"/>
+          <w:b/>
+          <w:i w:val="0"/>
+          <w:sz w:val="22"/>
+        </w:rPr>
+        <w:t xml:space="preserve">Дарья: </w:t>
+      </w:r>
+      <w:r>
+        <w:rPr>
+          <w:rFonts w:ascii="Times New Roman" w:hAnsi="Times New Roman" w:eastAsia="Malgun Gothic"/>
+          <w:b w:val="0"/>
+          <w:i w:val="0"/>
+          <w:sz w:val="22"/>
+        </w:rPr>
+        <w:t>Тогда будем бороться в другом суде — в суде общественного мнения. Апелляция здесь, огласка везде.</w:t>
+      </w:r>
+    </w:p>
+    <w:p>
+      <w:pPr>
+        <w:spacing w:before="0" w:after="110" w:line="300" w:lineRule="auto"/>
+      </w:pPr>
+      <w:r>
+        <w:rPr>
+          <w:rFonts w:ascii="Times New Roman" w:hAnsi="Times New Roman" w:eastAsia="Malgun Gothic"/>
+          <w:b/>
+          <w:i w:val="0"/>
+          <w:sz w:val="22"/>
+        </w:rPr>
+        <w:t xml:space="preserve">Катя: </w:t>
+      </w:r>
+      <w:r>
+        <w:rPr>
+          <w:rFonts w:ascii="Times New Roman" w:hAnsi="Times New Roman" w:eastAsia="Malgun Gothic"/>
+          <w:b w:val="0"/>
+          <w:i w:val="0"/>
+          <w:sz w:val="22"/>
+        </w:rPr>
+        <w:t>Я сегодня же разошлю видео с дороги всем, кто подписан на нашу рассылку. Пусть каждый сам посмотрит, где тут «массовые беспорядки».</w:t>
+      </w:r>
+    </w:p>
+    <w:p>
+      <w:pPr>
+        <w:spacing w:before="0" w:after="110" w:line="300" w:lineRule="auto"/>
+      </w:pPr>
+      <w:r>
+        <w:rPr>
+          <w:rFonts w:ascii="Times New Roman" w:hAnsi="Times New Roman" w:eastAsia="Malgun Gothic"/>
+          <w:b/>
+          <w:i w:val="0"/>
+          <w:sz w:val="22"/>
+        </w:rPr>
+        <w:t xml:space="preserve">Лёша: </w:t>
+      </w:r>
+      <w:r>
+        <w:rPr>
+          <w:rFonts w:ascii="Times New Roman" w:hAnsi="Times New Roman" w:eastAsia="Malgun Gothic"/>
+          <w:b w:val="0"/>
+          <w:i w:val="0"/>
+          <w:sz w:val="22"/>
+        </w:rPr>
+        <w:t>Рассылай. Только с кадастровой выпиской рядом. Эмоции — Дарье, документы — нам.</w:t>
+      </w:r>
+    </w:p>
+    <w:p>
+      <w:pPr>
+        <w:spacing w:before="0" w:after="110" w:line="300" w:lineRule="auto"/>
+      </w:pPr>
+      <w:r>
+        <w:rPr>
+          <w:rFonts w:ascii="Times New Roman" w:hAnsi="Times New Roman" w:eastAsia="Malgun Gothic"/>
+          <w:b/>
+          <w:i w:val="0"/>
+          <w:sz w:val="22"/>
+        </w:rPr>
+        <w:t xml:space="preserve">Михаил: </w:t>
+      </w:r>
+      <w:r>
+        <w:rPr>
+          <w:rFonts w:ascii="Times New Roman" w:hAnsi="Times New Roman" w:eastAsia="Malgun Gothic"/>
+          <w:b w:val="0"/>
+          <w:i/>
+          <w:color w:val="555555"/>
+          <w:sz w:val="22"/>
+        </w:rPr>
+        <w:t>(надевает шапку)</w:t>
+      </w:r>
+      <w:r>
+        <w:rPr>
+          <w:rFonts w:ascii="Times New Roman" w:hAnsi="Times New Roman" w:eastAsia="Malgun Gothic"/>
+          <w:b w:val="0"/>
+          <w:i w:val="0"/>
+          <w:sz w:val="22"/>
+        </w:rPr>
+        <w:t xml:space="preserve"> Я скажу нашим, чтобы не расходились до вечера. Пусть её увозят мимо нас. Пусть видит, что мы стоим.</w:t>
+      </w:r>
+    </w:p>
+    <w:p>
+      <w:pPr>
+        <w:spacing w:before="0" w:after="110" w:line="300" w:lineRule="auto"/>
+      </w:pPr>
+      <w:r>
+        <w:rPr>
+          <w:rFonts w:ascii="Times New Roman" w:hAnsi="Times New Roman" w:eastAsia="Malgun Gothic"/>
+          <w:b/>
+          <w:i w:val="0"/>
+          <w:sz w:val="22"/>
+        </w:rPr>
+        <w:t xml:space="preserve">Дарья: </w:t>
+      </w:r>
+      <w:r>
+        <w:rPr>
+          <w:rFonts w:ascii="Times New Roman" w:hAnsi="Times New Roman" w:eastAsia="Malgun Gothic"/>
+          <w:b w:val="0"/>
+          <w:i w:val="0"/>
+          <w:sz w:val="22"/>
+        </w:rPr>
+        <w:t>Я поеду с ними. Сниму, как её выводят. Пусть это будет первая фотография на завтрашней полосе.</w:t>
+      </w:r>
+    </w:p>
+    <w:p>
+      <w:pPr>
+        <w:spacing w:before="0" w:after="110" w:line="300" w:lineRule="auto"/>
+      </w:pPr>
+      <w:r>
+        <w:rPr>
+          <w:rFonts w:ascii="Times New Roman" w:hAnsi="Times New Roman" w:eastAsia="Malgun Gothic"/>
+          <w:b/>
+          <w:i w:val="0"/>
+          <w:sz w:val="22"/>
+        </w:rPr>
+        <w:t xml:space="preserve">Лёша: </w:t>
+      </w:r>
+      <w:r>
+        <w:rPr>
+          <w:rFonts w:ascii="Times New Roman" w:hAnsi="Times New Roman" w:eastAsia="Malgun Gothic"/>
+          <w:b w:val="0"/>
+          <w:i w:val="0"/>
+          <w:sz w:val="22"/>
+        </w:rPr>
+        <w:t>Только без лиц тех, кто стоит. Им здесь жить.</w:t>
+      </w:r>
+    </w:p>
+    <w:p>
+      <w:pPr>
+        <w:spacing w:before="0" w:after="110" w:line="300" w:lineRule="auto"/>
+      </w:pPr>
+      <w:r>
+        <w:rPr>
+          <w:rFonts w:ascii="Times New Roman" w:hAnsi="Times New Roman" w:eastAsia="Malgun Gothic"/>
+          <w:b/>
+          <w:i w:val="0"/>
+          <w:sz w:val="22"/>
+        </w:rPr>
+        <w:t xml:space="preserve">Михаил: </w:t>
+      </w:r>
+      <w:r>
+        <w:rPr>
+          <w:rFonts w:ascii="Times New Roman" w:hAnsi="Times New Roman" w:eastAsia="Malgun Gothic"/>
+          <w:b w:val="0"/>
+          <w:i/>
+          <w:color w:val="555555"/>
+          <w:sz w:val="22"/>
+        </w:rPr>
+        <w:t>(оборачивается уже у дверей)</w:t>
+      </w:r>
+      <w:r>
+        <w:rPr>
+          <w:rFonts w:ascii="Times New Roman" w:hAnsi="Times New Roman" w:eastAsia="Malgun Gothic"/>
+          <w:b w:val="0"/>
+          <w:i w:val="0"/>
+          <w:sz w:val="22"/>
+        </w:rPr>
+        <w:t xml:space="preserve"> Алексей Николаевич. Вы нашу землю не бросите?</w:t>
+      </w:r>
+    </w:p>
+    <w:p>
+      <w:pPr>
+        <w:spacing w:before="0" w:after="110" w:line="300" w:lineRule="auto"/>
+      </w:pPr>
+      <w:r>
+        <w:rPr>
+          <w:rFonts w:ascii="Times New Roman" w:hAnsi="Times New Roman" w:eastAsia="Malgun Gothic"/>
+          <w:b/>
+          <w:i w:val="0"/>
+          <w:sz w:val="22"/>
+        </w:rPr>
+        <w:t xml:space="preserve">Лёша: </w:t>
+      </w:r>
+      <w:r>
+        <w:rPr>
+          <w:rFonts w:ascii="Times New Roman" w:hAnsi="Times New Roman" w:eastAsia="Malgun Gothic"/>
+          <w:b w:val="0"/>
+          <w:i w:val="0"/>
+          <w:sz w:val="22"/>
+        </w:rPr>
+        <w:t>Не брошу, Михаил Егорович. Ольга Викторовна сказала бы то же самое — и за меня, и за себя.</w:t>
+      </w:r>
+    </w:p>
+    <w:p>
+      <w:pPr>
+        <w:spacing w:before="0" w:after="110" w:line="300" w:lineRule="auto"/>
+      </w:pPr>
+      <w:r>
+        <w:rPr>
+          <w:rFonts w:ascii="Times New Roman" w:hAnsi="Times New Roman" w:eastAsia="Malgun Gothic"/>
+          <w:b/>
+          <w:i w:val="0"/>
+          <w:sz w:val="22"/>
+        </w:rPr>
+        <w:t xml:space="preserve">Дарья: </w:t>
+      </w:r>
+      <w:r>
+        <w:rPr>
+          <w:rFonts w:ascii="Times New Roman" w:hAnsi="Times New Roman" w:eastAsia="Malgun Gothic"/>
+          <w:b w:val="0"/>
+          <w:i w:val="0"/>
+          <w:sz w:val="22"/>
+        </w:rPr>
+        <w:t>Знаю. Снимаю со спины.</w:t>
       </w:r>
     </w:p>
     <w:p>
@@ -1795,7 +2685,7 @@
           <w:color w:val="1F3864"/>
           <w:sz w:val="26"/>
         </w:rPr>
-        <w:t>장면 8 — 마무리, 다짐</w:t>
+        <w:t>장면 8 — 마지막 면회, 법원 호송실</w:t>
       </w:r>
     </w:p>
     <w:p>
@@ -1809,7 +2699,200 @@
           <w:i w:val="0"/>
           <w:sz w:val="22"/>
         </w:rPr>
-        <w:t xml:space="preserve">Дарья: </w:t>
+        <w:t xml:space="preserve">Лёша: </w:t>
+      </w:r>
+      <w:r>
+        <w:rPr>
+          <w:rFonts w:ascii="Times New Roman" w:hAnsi="Times New Roman" w:eastAsia="Malgun Gothic"/>
+          <w:b w:val="0"/>
+          <w:i w:val="0"/>
+          <w:sz w:val="22"/>
+        </w:rPr>
+        <w:t>Ольга Викторовна, мне так жаль. Я должен был сделать больше.</w:t>
+      </w:r>
+    </w:p>
+    <w:p>
+      <w:pPr>
+        <w:spacing w:before="0" w:after="110" w:line="300" w:lineRule="auto"/>
+      </w:pPr>
+      <w:r>
+        <w:rPr>
+          <w:rFonts w:ascii="Times New Roman" w:hAnsi="Times New Roman" w:eastAsia="Malgun Gothic"/>
+          <w:b/>
+          <w:i w:val="0"/>
+          <w:sz w:val="22"/>
+        </w:rPr>
+        <w:t xml:space="preserve">Ольга: </w:t>
+      </w:r>
+      <w:r>
+        <w:rPr>
+          <w:rFonts w:ascii="Times New Roman" w:hAnsi="Times New Roman" w:eastAsia="Malgun Gothic"/>
+          <w:b w:val="0"/>
+          <w:i w:val="0"/>
+          <w:sz w:val="22"/>
+        </w:rPr>
+        <w:t>Алексей, вы сделали всё, что можно сделать в рамках этой системы. Четыре года — меньше, чем просил прокурор. Значит, что-то из ваших аргументов всё-таки дошло.</w:t>
+      </w:r>
+    </w:p>
+    <w:p>
+      <w:pPr>
+        <w:spacing w:before="0" w:after="110" w:line="300" w:lineRule="auto"/>
+      </w:pPr>
+      <w:r>
+        <w:rPr>
+          <w:rFonts w:ascii="Times New Roman" w:hAnsi="Times New Roman" w:eastAsia="Malgun Gothic"/>
+          <w:b/>
+          <w:i w:val="0"/>
+          <w:sz w:val="22"/>
+        </w:rPr>
+        <w:t xml:space="preserve">Лёша: </w:t>
+      </w:r>
+      <w:r>
+        <w:rPr>
+          <w:rFonts w:ascii="Times New Roman" w:hAnsi="Times New Roman" w:eastAsia="Malgun Gothic"/>
+          <w:b w:val="0"/>
+          <w:i w:val="0"/>
+          <w:sz w:val="22"/>
+        </w:rPr>
+        <w:t>Это слабое утешение.</w:t>
+      </w:r>
+    </w:p>
+    <w:p>
+      <w:pPr>
+        <w:spacing w:before="0" w:after="110" w:line="300" w:lineRule="auto"/>
+      </w:pPr>
+      <w:r>
+        <w:rPr>
+          <w:rFonts w:ascii="Times New Roman" w:hAnsi="Times New Roman" w:eastAsia="Malgun Gothic"/>
+          <w:b/>
+          <w:i w:val="0"/>
+          <w:sz w:val="22"/>
+        </w:rPr>
+        <w:t xml:space="preserve">Ольга: </w:t>
+      </w:r>
+      <w:r>
+        <w:rPr>
+          <w:rFonts w:ascii="Times New Roman" w:hAnsi="Times New Roman" w:eastAsia="Malgun Gothic"/>
+          <w:b w:val="0"/>
+          <w:i w:val="0"/>
+          <w:sz w:val="22"/>
+        </w:rPr>
+        <w:t>В нашей профессии другого утешения не бывает, помните? Вы сами мне это как-то говорили, повторяя за Быковым.</w:t>
+      </w:r>
+    </w:p>
+    <w:p>
+      <w:pPr>
+        <w:spacing w:before="0" w:after="110" w:line="300" w:lineRule="auto"/>
+      </w:pPr>
+      <w:r>
+        <w:rPr>
+          <w:rFonts w:ascii="Times New Roman" w:hAnsi="Times New Roman" w:eastAsia="Malgun Gothic"/>
+          <w:b/>
+          <w:i w:val="0"/>
+          <w:sz w:val="22"/>
+        </w:rPr>
+        <w:t xml:space="preserve">Лёша: </w:t>
+      </w:r>
+      <w:r>
+        <w:rPr>
+          <w:rFonts w:ascii="Times New Roman" w:hAnsi="Times New Roman" w:eastAsia="Malgun Gothic"/>
+          <w:b w:val="0"/>
+          <w:i w:val="0"/>
+          <w:sz w:val="22"/>
+        </w:rPr>
+        <w:t>Что мне делать теперь, без вас рядом?</w:t>
+      </w:r>
+    </w:p>
+    <w:p>
+      <w:pPr>
+        <w:spacing w:before="0" w:after="110" w:line="300" w:lineRule="auto"/>
+      </w:pPr>
+      <w:r>
+        <w:rPr>
+          <w:rFonts w:ascii="Times New Roman" w:hAnsi="Times New Roman" w:eastAsia="Malgun Gothic"/>
+          <w:b/>
+          <w:i w:val="0"/>
+          <w:sz w:val="22"/>
+        </w:rPr>
+        <w:t xml:space="preserve">Ольга: </w:t>
+      </w:r>
+      <w:r>
+        <w:rPr>
+          <w:rFonts w:ascii="Times New Roman" w:hAnsi="Times New Roman" w:eastAsia="Malgun Gothic"/>
+          <w:b w:val="0"/>
+          <w:i w:val="0"/>
+          <w:sz w:val="22"/>
+        </w:rPr>
+        <w:t>То же, что делали, когда не стало Быкова. Продолжать. «Свет» не должен останавливаться из-за меня. Найдите способ вести дело Тайболы дальше — Михаил Егорович знает, кому на месте можно доверять.</w:t>
+      </w:r>
+    </w:p>
+    <w:p>
+      <w:pPr>
+        <w:spacing w:before="0" w:after="110" w:line="300" w:lineRule="auto"/>
+      </w:pPr>
+      <w:r>
+        <w:rPr>
+          <w:rFonts w:ascii="Times New Roman" w:hAnsi="Times New Roman" w:eastAsia="Malgun Gothic"/>
+          <w:b/>
+          <w:i w:val="0"/>
+          <w:sz w:val="22"/>
+        </w:rPr>
+        <w:t xml:space="preserve">Лёша: </w:t>
+      </w:r>
+      <w:r>
+        <w:rPr>
+          <w:rFonts w:ascii="Times New Roman" w:hAnsi="Times New Roman" w:eastAsia="Malgun Gothic"/>
+          <w:b w:val="0"/>
+          <w:i w:val="0"/>
+          <w:sz w:val="22"/>
+        </w:rPr>
+        <w:t>Обещаю.</w:t>
+      </w:r>
+    </w:p>
+    <w:p>
+      <w:pPr>
+        <w:spacing w:before="0" w:after="110" w:line="300" w:lineRule="auto"/>
+      </w:pPr>
+      <w:r>
+        <w:rPr>
+          <w:rFonts w:ascii="Times New Roman" w:hAnsi="Times New Roman" w:eastAsia="Malgun Gothic"/>
+          <w:b/>
+          <w:i w:val="0"/>
+          <w:sz w:val="22"/>
+        </w:rPr>
+        <w:t xml:space="preserve">Ольга: </w:t>
+      </w:r>
+      <w:r>
+        <w:rPr>
+          <w:rFonts w:ascii="Times New Roman" w:hAnsi="Times New Roman" w:eastAsia="Malgun Gothic"/>
+          <w:b w:val="0"/>
+          <w:i w:val="0"/>
+          <w:sz w:val="22"/>
+        </w:rPr>
+        <w:t>И, Алексей… используйте огласку. Не ради меня — ради всех, кто придёт после. Пусть вся страна увидит, как обращаются с теми, кто просто стоит на своей земле.</w:t>
+      </w:r>
+    </w:p>
+    <w:p>
+      <w:pPr>
+        <w:spacing w:before="0" w:after="110" w:line="300" w:lineRule="auto"/>
+      </w:pPr>
+      <w:r>
+        <w:rPr>
+          <w:rFonts w:ascii="Times New Roman" w:hAnsi="Times New Roman" w:eastAsia="Malgun Gothic"/>
+          <w:b/>
+          <w:i w:val="0"/>
+          <w:sz w:val="22"/>
+        </w:rPr>
+        <w:t xml:space="preserve">Лёша: </w:t>
+      </w:r>
+      <w:r>
+        <w:rPr>
+          <w:rFonts w:ascii="Times New Roman" w:hAnsi="Times New Roman" w:eastAsia="Malgun Gothic"/>
+          <w:b w:val="0"/>
+          <w:i w:val="0"/>
+          <w:sz w:val="22"/>
+        </w:rPr>
+        <w:t xml:space="preserve">Пусть видит. </w:t>
       </w:r>
       <w:r>
         <w:rPr>
@@ -1819,7 +2902,7 @@
           <w:color w:val="555555"/>
           <w:sz w:val="22"/>
         </w:rPr>
-        <w:t>(Лёше, после того как Ольгу увезли)</w:t>
+        <w:t>(пауза)</w:t>
       </w:r>
       <w:r>
         <w:rPr>
@@ -1828,7 +2911,7 @@
           <w:i w:val="0"/>
           <w:sz w:val="22"/>
         </w:rPr>
-        <w:t xml:space="preserve"> Статья выйдет завтра утром. Уже трое иностранных корреспондентов просят комментарии.</w:t>
+        <w:t xml:space="preserve"> Я буду приезжать. Каждый раз, когда разрешат свидание.</w:t>
       </w:r>
     </w:p>
     <w:p>
@@ -1842,7 +2925,7 @@
           <w:i w:val="0"/>
           <w:sz w:val="22"/>
         </w:rPr>
-        <w:t xml:space="preserve">Лёша: </w:t>
+        <w:t xml:space="preserve">Ольга: </w:t>
       </w:r>
       <w:r>
         <w:rPr>
@@ -1851,7 +2934,7 @@
           <w:i w:val="0"/>
           <w:sz w:val="22"/>
         </w:rPr>
-        <w:t>Хорошо. Пусть знают.</w:t>
+        <w:t>Приезжайте реже, чем хочется, и чаще, чем можете. Это хорошая пропорция.</w:t>
       </w:r>
     </w:p>
     <w:p>
@@ -1865,7 +2948,7 @@
           <w:i w:val="0"/>
           <w:sz w:val="22"/>
         </w:rPr>
-        <w:t xml:space="preserve">Дарья: </w:t>
+        <w:t xml:space="preserve">Лёша: </w:t>
       </w:r>
       <w:r>
         <w:rPr>
@@ -1874,7 +2957,7 @@
           <w:i w:val="0"/>
           <w:sz w:val="22"/>
         </w:rPr>
-        <w:t>Мюллер тоже звонила. Говорит, завтра в Берлине пикет у посольства.</w:t>
+        <w:t>Это невозможная пропорция.</w:t>
       </w:r>
     </w:p>
     <w:p>
@@ -1888,7 +2971,7 @@
           <w:i w:val="0"/>
           <w:sz w:val="22"/>
         </w:rPr>
-        <w:t xml:space="preserve">Лёша: </w:t>
+        <w:t xml:space="preserve">Ольга: </w:t>
       </w:r>
       <w:r>
         <w:rPr>
@@ -1897,67 +2980,7 @@
           <w:i w:val="0"/>
           <w:sz w:val="22"/>
         </w:rPr>
-        <w:t>Пикет в Берлине за чолканов из Тайболы… Ольга Викторовна бы посмеялась.</w:t>
-      </w:r>
-    </w:p>
-    <w:p>
-      <w:pPr>
-        <w:spacing w:before="0" w:after="110" w:line="300" w:lineRule="auto"/>
-      </w:pPr>
-      <w:r>
-        <w:rPr>
-          <w:rFonts w:ascii="Times New Roman" w:hAnsi="Times New Roman" w:eastAsia="Malgun Gothic"/>
-          <w:b/>
-          <w:i w:val="0"/>
-          <w:sz w:val="22"/>
-        </w:rPr>
-        <w:t xml:space="preserve">Катя: </w:t>
-      </w:r>
-      <w:r>
-        <w:rPr>
-          <w:rFonts w:ascii="Times New Roman" w:hAnsi="Times New Roman" w:eastAsia="Malgun Gothic"/>
-          <w:b w:val="0"/>
-          <w:i w:val="0"/>
-          <w:sz w:val="22"/>
-        </w:rPr>
-        <w:t>Она бы сказала: «Мало».</w:t>
-      </w:r>
-    </w:p>
-    <w:p>
-      <w:pPr>
-        <w:spacing w:before="0" w:after="110" w:line="300" w:lineRule="auto"/>
-      </w:pPr>
-      <w:r>
-        <w:rPr>
-          <w:rFonts w:ascii="Times New Roman" w:hAnsi="Times New Roman" w:eastAsia="Malgun Gothic"/>
-          <w:b/>
-          <w:i w:val="0"/>
-          <w:sz w:val="22"/>
-        </w:rPr>
-        <w:t xml:space="preserve">Катя: </w:t>
-      </w:r>
-      <w:r>
-        <w:rPr>
-          <w:rFonts w:ascii="Times New Roman" w:hAnsi="Times New Roman" w:eastAsia="Malgun Gothic"/>
-          <w:b w:val="0"/>
-          <w:i w:val="0"/>
-          <w:sz w:val="22"/>
-        </w:rPr>
-        <w:t>Алексей Николаевич, что вы сейчас чувствуете?</w:t>
-      </w:r>
-    </w:p>
-    <w:p>
-      <w:pPr>
-        <w:spacing w:before="0" w:after="110" w:line="300" w:lineRule="auto"/>
-      </w:pPr>
-      <w:r>
-        <w:rPr>
-          <w:rFonts w:ascii="Times New Roman" w:hAnsi="Times New Roman" w:eastAsia="Malgun Gothic"/>
-          <w:b/>
-          <w:i w:val="0"/>
-          <w:sz w:val="22"/>
-        </w:rPr>
-        <w:t xml:space="preserve">Лёша: </w:t>
+        <w:t xml:space="preserve">Все хорошие пропорции невозможные, Алексей. </w:t>
       </w:r>
       <w:r>
         <w:rPr>
@@ -1967,7 +2990,7 @@
           <w:color w:val="555555"/>
           <w:sz w:val="22"/>
         </w:rPr>
-        <w:t>(долгая пауза)</w:t>
+        <w:t>(конвоир стучит в дверь)</w:t>
       </w:r>
       <w:r>
         <w:rPr>
@@ -1976,7 +2999,7 @@
           <w:i w:val="0"/>
           <w:sz w:val="22"/>
         </w:rPr>
-        <w:t xml:space="preserve"> Ярость. И решимость. Поровну.</w:t>
+        <w:t xml:space="preserve"> И ещё. Не вините Павла в моём приговоре. Это не он. Злость надо тратить на тех, кто её заслужил.</w:t>
       </w:r>
     </w:p>
     <w:p>
@@ -1990,7 +3013,7 @@
           <w:i w:val="0"/>
           <w:sz w:val="22"/>
         </w:rPr>
-        <w:t xml:space="preserve">Катя: </w:t>
+        <w:t xml:space="preserve">Лёша: </w:t>
       </w:r>
       <w:r>
         <w:rPr>
@@ -1999,86 +3022,7 @@
           <w:i w:val="0"/>
           <w:sz w:val="22"/>
         </w:rPr>
-        <w:t>Решимость сделать что?</w:t>
-      </w:r>
-    </w:p>
-    <w:p>
-      <w:pPr>
-        <w:spacing w:before="0" w:after="110" w:line="300" w:lineRule="auto"/>
-      </w:pPr>
-      <w:r>
-        <w:rPr>
-          <w:rFonts w:ascii="Times New Roman" w:hAnsi="Times New Roman" w:eastAsia="Malgun Gothic"/>
-          <w:b/>
-          <w:i w:val="0"/>
-          <w:sz w:val="22"/>
-        </w:rPr>
-        <w:t xml:space="preserve">Лёша: </w:t>
-      </w:r>
-      <w:r>
-        <w:rPr>
-          <w:rFonts w:ascii="Times New Roman" w:hAnsi="Times New Roman" w:eastAsia="Malgun Gothic"/>
-          <w:b w:val="0"/>
-          <w:i w:val="0"/>
-          <w:sz w:val="22"/>
-        </w:rPr>
-        <w:t>Сделать так, чтобы её приговор был последним подобным приговором, которого никто не заметил. Чтобы дальше каждый такой суд был на первых полосах, каждое такое дело — известно всей стране.</w:t>
-      </w:r>
-    </w:p>
-    <w:p>
-      <w:pPr>
-        <w:spacing w:before="0" w:after="110" w:line="300" w:lineRule="auto"/>
-      </w:pPr>
-      <w:r>
-        <w:rPr>
-          <w:rFonts w:ascii="Times New Roman" w:hAnsi="Times New Roman" w:eastAsia="Malgun Gothic"/>
-          <w:b/>
-          <w:i w:val="0"/>
-          <w:sz w:val="22"/>
-        </w:rPr>
-        <w:t xml:space="preserve">Дарья: </w:t>
-      </w:r>
-      <w:r>
-        <w:rPr>
-          <w:rFonts w:ascii="Times New Roman" w:hAnsi="Times New Roman" w:eastAsia="Malgun Gothic"/>
-          <w:b w:val="0"/>
-          <w:i w:val="0"/>
-          <w:sz w:val="22"/>
-        </w:rPr>
-        <w:t>Это уже не просто правозащита, Алексей. Это начинает звучать как политика.</w:t>
-      </w:r>
-    </w:p>
-    <w:p>
-      <w:pPr>
-        <w:spacing w:before="0" w:after="110" w:line="300" w:lineRule="auto"/>
-      </w:pPr>
-      <w:r>
-        <w:rPr>
-          <w:rFonts w:ascii="Times New Roman" w:hAnsi="Times New Roman" w:eastAsia="Malgun Gothic"/>
-          <w:b/>
-          <w:i w:val="0"/>
-          <w:sz w:val="22"/>
-        </w:rPr>
-        <w:t xml:space="preserve">Лёша: </w:t>
-      </w:r>
-      <w:r>
-        <w:rPr>
-          <w:rFonts w:ascii="Times New Roman" w:hAnsi="Times New Roman" w:eastAsia="Malgun Gothic"/>
-          <w:b w:val="0"/>
-          <w:i/>
-          <w:color w:val="555555"/>
-          <w:sz w:val="22"/>
-        </w:rPr>
-        <w:t>(смотрит вдаль)</w:t>
-      </w:r>
-      <w:r>
-        <w:rPr>
-          <w:rFonts w:ascii="Times New Roman" w:hAnsi="Times New Roman" w:eastAsia="Malgun Gothic"/>
-          <w:b w:val="0"/>
-          <w:i w:val="0"/>
-          <w:sz w:val="22"/>
-        </w:rPr>
-        <w:t xml:space="preserve"> Может быть, Даша. Может быть, пришло время.</w:t>
+        <w:t>Я и не виню его в этом. Мне хватает того, в чём он виноват.</w:t>
       </w:r>
     </w:p>
     <w:p>
@@ -2094,12 +3038,12 @@
           <w:color w:val="1F3864"/>
           <w:sz w:val="26"/>
         </w:rPr>
-        <w:t>핵심 문학 인용</w:t>
+        <w:t>장면 9 — 마무리, 다짐</w:t>
       </w:r>
     </w:p>
     <w:p>
       <w:pPr>
-        <w:spacing w:before="0" w:after="120"/>
+        <w:spacing w:before="0" w:after="110" w:line="300" w:lineRule="auto"/>
       </w:pPr>
       <w:r>
         <w:rPr>
@@ -2108,7 +3052,17 @@
           <w:i w:val="0"/>
           <w:sz w:val="22"/>
         </w:rPr>
-        <w:t>Александр Пушкин, «Я памятник себе воздвиг нерукотворный…» (лирическое стихотворение): «Что в мой жестокий век восславил я свободу / И милость к падшим призывал»</w:t>
+        <w:t xml:space="preserve">Дарья: </w:t>
+      </w:r>
+      <w:r>
+        <w:rPr>
+          <w:rFonts w:ascii="Times New Roman" w:hAnsi="Times New Roman" w:eastAsia="Malgun Gothic"/>
+          <w:b w:val="0"/>
+          <w:i/>
+          <w:color w:val="555555"/>
+          <w:sz w:val="22"/>
+        </w:rPr>
+        <w:t>(Лёше, после того как Ольгу увезли)</w:t>
       </w:r>
       <w:r>
         <w:rPr>
@@ -2117,12 +3071,12 @@
           <w:i w:val="0"/>
           <w:sz w:val="22"/>
         </w:rPr>
-        <w:t xml:space="preserve"> — 한국어 해설: 올가가 최후 진술에서 인용한다. 자신은 관용을 구하지 않지만, 법원 밖 추위 속에 서 있는 촐칸족 주민들을 위해 '쓰러진 자들에 대한 자비'를 요구한다는 뜻이다. 대사에서는 올가가 1인칭을 3인칭으로 바꿔 인용한다 (장면 4).</w:t>
+        <w:t xml:space="preserve"> Статья выйдет завтра утром. Уже трое иностранных корреспондентов просят комментарии.</w:t>
       </w:r>
     </w:p>
     <w:p>
       <w:pPr>
-        <w:spacing w:before="0" w:after="120"/>
+        <w:spacing w:before="0" w:after="110" w:line="300" w:lineRule="auto"/>
       </w:pPr>
       <w:r>
         <w:rPr>
@@ -2131,7 +3085,7 @@
           <w:i w:val="0"/>
           <w:sz w:val="22"/>
         </w:rPr>
-        <w:t>Александр Грибоедов, «Горе от ума» (монолог Чацкого): «А судьи кто?»</w:t>
+        <w:t xml:space="preserve">Лёша: </w:t>
       </w:r>
       <w:r>
         <w:rPr>
@@ -2140,7 +3094,375 @@
           <w:i w:val="0"/>
           <w:sz w:val="22"/>
         </w:rPr>
-        <w:t xml:space="preserve"> — 한국어 해설: 판사가 '연방 고속도로'가 아니라는 증거를 받아 놓고도 실형을 선고하자, 료샤가 법정 밖에서 내뱉는다. 법정에 대한 신뢰가 무너지는 순간이자, "법정만으로는 부족하다"는 12화의 정치적 각성으로 이어지는 대사다 (장면 6).</w:t>
+        <w:t>Хорошо. Пусть знают.</w:t>
+      </w:r>
+    </w:p>
+    <w:p>
+      <w:pPr>
+        <w:spacing w:before="0" w:after="110" w:line="300" w:lineRule="auto"/>
+      </w:pPr>
+      <w:r>
+        <w:rPr>
+          <w:rFonts w:ascii="Times New Roman" w:hAnsi="Times New Roman" w:eastAsia="Malgun Gothic"/>
+          <w:b/>
+          <w:i w:val="0"/>
+          <w:sz w:val="22"/>
+        </w:rPr>
+        <w:t xml:space="preserve">Дарья: </w:t>
+      </w:r>
+      <w:r>
+        <w:rPr>
+          <w:rFonts w:ascii="Times New Roman" w:hAnsi="Times New Roman" w:eastAsia="Malgun Gothic"/>
+          <w:b w:val="0"/>
+          <w:i w:val="0"/>
+          <w:sz w:val="22"/>
+        </w:rPr>
+        <w:t>Редактор хочет заголовок «Четыре года за стояние». Я думаю, он прав.</w:t>
+      </w:r>
+    </w:p>
+    <w:p>
+      <w:pPr>
+        <w:spacing w:before="0" w:after="110" w:line="300" w:lineRule="auto"/>
+      </w:pPr>
+      <w:r>
+        <w:rPr>
+          <w:rFonts w:ascii="Times New Roman" w:hAnsi="Times New Roman" w:eastAsia="Malgun Gothic"/>
+          <w:b/>
+          <w:i w:val="0"/>
+          <w:sz w:val="22"/>
+        </w:rPr>
+        <w:t xml:space="preserve">Лёша: </w:t>
+      </w:r>
+      <w:r>
+        <w:rPr>
+          <w:rFonts w:ascii="Times New Roman" w:hAnsi="Times New Roman" w:eastAsia="Malgun Gothic"/>
+          <w:b w:val="0"/>
+          <w:i w:val="0"/>
+          <w:sz w:val="22"/>
+        </w:rPr>
+        <w:t>Прав. Короче не скажешь.</w:t>
+      </w:r>
+    </w:p>
+    <w:p>
+      <w:pPr>
+        <w:spacing w:before="0" w:after="110" w:line="300" w:lineRule="auto"/>
+      </w:pPr>
+      <w:r>
+        <w:rPr>
+          <w:rFonts w:ascii="Times New Roman" w:hAnsi="Times New Roman" w:eastAsia="Malgun Gothic"/>
+          <w:b/>
+          <w:i w:val="0"/>
+          <w:sz w:val="22"/>
+        </w:rPr>
+        <w:t xml:space="preserve">Дарья: </w:t>
+      </w:r>
+      <w:r>
+        <w:rPr>
+          <w:rFonts w:ascii="Times New Roman" w:hAnsi="Times New Roman" w:eastAsia="Malgun Gothic"/>
+          <w:b w:val="0"/>
+          <w:i w:val="0"/>
+          <w:sz w:val="22"/>
+        </w:rPr>
+        <w:t>Мюллер тоже звонила. Говорит, завтра в Берлине пикет у посольства.</w:t>
+      </w:r>
+    </w:p>
+    <w:p>
+      <w:pPr>
+        <w:spacing w:before="0" w:after="110" w:line="300" w:lineRule="auto"/>
+      </w:pPr>
+      <w:r>
+        <w:rPr>
+          <w:rFonts w:ascii="Times New Roman" w:hAnsi="Times New Roman" w:eastAsia="Malgun Gothic"/>
+          <w:b/>
+          <w:i w:val="0"/>
+          <w:sz w:val="22"/>
+        </w:rPr>
+        <w:t xml:space="preserve">Лёша: </w:t>
+      </w:r>
+      <w:r>
+        <w:rPr>
+          <w:rFonts w:ascii="Times New Roman" w:hAnsi="Times New Roman" w:eastAsia="Malgun Gothic"/>
+          <w:b w:val="0"/>
+          <w:i w:val="0"/>
+          <w:sz w:val="22"/>
+        </w:rPr>
+        <w:t>Пикет в Берлине за чолканов из Тайболы… Ольга Викторовна бы посмеялась.</w:t>
+      </w:r>
+    </w:p>
+    <w:p>
+      <w:pPr>
+        <w:spacing w:before="0" w:after="110" w:line="300" w:lineRule="auto"/>
+      </w:pPr>
+      <w:r>
+        <w:rPr>
+          <w:rFonts w:ascii="Times New Roman" w:hAnsi="Times New Roman" w:eastAsia="Malgun Gothic"/>
+          <w:b/>
+          <w:i w:val="0"/>
+          <w:sz w:val="22"/>
+        </w:rPr>
+        <w:t xml:space="preserve">Катя: </w:t>
+      </w:r>
+      <w:r>
+        <w:rPr>
+          <w:rFonts w:ascii="Times New Roman" w:hAnsi="Times New Roman" w:eastAsia="Malgun Gothic"/>
+          <w:b w:val="0"/>
+          <w:i w:val="0"/>
+          <w:sz w:val="22"/>
+        </w:rPr>
+        <w:t>Она бы сказала: «Мало».</w:t>
+      </w:r>
+    </w:p>
+    <w:p>
+      <w:pPr>
+        <w:spacing w:before="0" w:after="110" w:line="300" w:lineRule="auto"/>
+      </w:pPr>
+      <w:r>
+        <w:rPr>
+          <w:rFonts w:ascii="Times New Roman" w:hAnsi="Times New Roman" w:eastAsia="Malgun Gothic"/>
+          <w:b/>
+          <w:i w:val="0"/>
+          <w:sz w:val="22"/>
+        </w:rPr>
+        <w:t xml:space="preserve">Лёша: </w:t>
+      </w:r>
+      <w:r>
+        <w:rPr>
+          <w:rFonts w:ascii="Times New Roman" w:hAnsi="Times New Roman" w:eastAsia="Malgun Gothic"/>
+          <w:b w:val="0"/>
+          <w:i/>
+          <w:color w:val="555555"/>
+          <w:sz w:val="22"/>
+        </w:rPr>
+        <w:t>(слабо улыбается)</w:t>
+      </w:r>
+      <w:r>
+        <w:rPr>
+          <w:rFonts w:ascii="Times New Roman" w:hAnsi="Times New Roman" w:eastAsia="Malgun Gothic"/>
+          <w:b w:val="0"/>
+          <w:i w:val="0"/>
+          <w:sz w:val="22"/>
+        </w:rPr>
+        <w:t xml:space="preserve"> Сказала бы. И потребовала бы пикет в Париже.</w:t>
+      </w:r>
+    </w:p>
+    <w:p>
+      <w:pPr>
+        <w:spacing w:before="0" w:after="110" w:line="300" w:lineRule="auto"/>
+      </w:pPr>
+      <w:r>
+        <w:rPr>
+          <w:rFonts w:ascii="Times New Roman" w:hAnsi="Times New Roman" w:eastAsia="Malgun Gothic"/>
+          <w:b/>
+          <w:i w:val="0"/>
+          <w:sz w:val="22"/>
+        </w:rPr>
+        <w:t xml:space="preserve">Катя: </w:t>
+      </w:r>
+      <w:r>
+        <w:rPr>
+          <w:rFonts w:ascii="Times New Roman" w:hAnsi="Times New Roman" w:eastAsia="Malgun Gothic"/>
+          <w:b w:val="0"/>
+          <w:i w:val="0"/>
+          <w:sz w:val="22"/>
+        </w:rPr>
+        <w:t>Алексей Николаевич, что вы сейчас чувствуете?</w:t>
+      </w:r>
+    </w:p>
+    <w:p>
+      <w:pPr>
+        <w:spacing w:before="0" w:after="110" w:line="300" w:lineRule="auto"/>
+      </w:pPr>
+      <w:r>
+        <w:rPr>
+          <w:rFonts w:ascii="Times New Roman" w:hAnsi="Times New Roman" w:eastAsia="Malgun Gothic"/>
+          <w:b/>
+          <w:i w:val="0"/>
+          <w:sz w:val="22"/>
+        </w:rPr>
+        <w:t xml:space="preserve">Лёша: </w:t>
+      </w:r>
+      <w:r>
+        <w:rPr>
+          <w:rFonts w:ascii="Times New Roman" w:hAnsi="Times New Roman" w:eastAsia="Malgun Gothic"/>
+          <w:b w:val="0"/>
+          <w:i/>
+          <w:color w:val="555555"/>
+          <w:sz w:val="22"/>
+        </w:rPr>
+        <w:t>(долгая пауза)</w:t>
+      </w:r>
+      <w:r>
+        <w:rPr>
+          <w:rFonts w:ascii="Times New Roman" w:hAnsi="Times New Roman" w:eastAsia="Malgun Gothic"/>
+          <w:b w:val="0"/>
+          <w:i w:val="0"/>
+          <w:sz w:val="22"/>
+        </w:rPr>
+        <w:t xml:space="preserve"> Ярость. И решимость. Поровну.</w:t>
+      </w:r>
+    </w:p>
+    <w:p>
+      <w:pPr>
+        <w:spacing w:before="0" w:after="110" w:line="300" w:lineRule="auto"/>
+      </w:pPr>
+      <w:r>
+        <w:rPr>
+          <w:rFonts w:ascii="Times New Roman" w:hAnsi="Times New Roman" w:eastAsia="Malgun Gothic"/>
+          <w:b/>
+          <w:i w:val="0"/>
+          <w:sz w:val="22"/>
+        </w:rPr>
+        <w:t xml:space="preserve">Катя: </w:t>
+      </w:r>
+      <w:r>
+        <w:rPr>
+          <w:rFonts w:ascii="Times New Roman" w:hAnsi="Times New Roman" w:eastAsia="Malgun Gothic"/>
+          <w:b w:val="0"/>
+          <w:i w:val="0"/>
+          <w:sz w:val="22"/>
+        </w:rPr>
+        <w:t>Решимость сделать что?</w:t>
+      </w:r>
+    </w:p>
+    <w:p>
+      <w:pPr>
+        <w:spacing w:before="0" w:after="110" w:line="300" w:lineRule="auto"/>
+      </w:pPr>
+      <w:r>
+        <w:rPr>
+          <w:rFonts w:ascii="Times New Roman" w:hAnsi="Times New Roman" w:eastAsia="Malgun Gothic"/>
+          <w:b/>
+          <w:i w:val="0"/>
+          <w:sz w:val="22"/>
+        </w:rPr>
+        <w:t xml:space="preserve">Лёша: </w:t>
+      </w:r>
+      <w:r>
+        <w:rPr>
+          <w:rFonts w:ascii="Times New Roman" w:hAnsi="Times New Roman" w:eastAsia="Malgun Gothic"/>
+          <w:b w:val="0"/>
+          <w:i w:val="0"/>
+          <w:sz w:val="22"/>
+        </w:rPr>
+        <w:t>Сделать так, чтобы её приговор был последним подобным приговором, которого никто не заметил. Чтобы дальше каждый такой суд был на первых полосах, каждое такое дело — известно всей стране.</w:t>
+      </w:r>
+    </w:p>
+    <w:p>
+      <w:pPr>
+        <w:spacing w:before="0" w:after="110" w:line="300" w:lineRule="auto"/>
+      </w:pPr>
+      <w:r>
+        <w:rPr>
+          <w:rFonts w:ascii="Times New Roman" w:hAnsi="Times New Roman" w:eastAsia="Malgun Gothic"/>
+          <w:b/>
+          <w:i w:val="0"/>
+          <w:sz w:val="22"/>
+        </w:rPr>
+        <w:t xml:space="preserve">Дарья: </w:t>
+      </w:r>
+      <w:r>
+        <w:rPr>
+          <w:rFonts w:ascii="Times New Roman" w:hAnsi="Times New Roman" w:eastAsia="Malgun Gothic"/>
+          <w:b w:val="0"/>
+          <w:i w:val="0"/>
+          <w:sz w:val="22"/>
+        </w:rPr>
+        <w:t>Это уже не просто правозащита, Алексей. Это начинает звучать как политика.</w:t>
+      </w:r>
+    </w:p>
+    <w:p>
+      <w:pPr>
+        <w:spacing w:before="0" w:after="110" w:line="300" w:lineRule="auto"/>
+      </w:pPr>
+      <w:r>
+        <w:rPr>
+          <w:rFonts w:ascii="Times New Roman" w:hAnsi="Times New Roman" w:eastAsia="Malgun Gothic"/>
+          <w:b/>
+          <w:i w:val="0"/>
+          <w:sz w:val="22"/>
+        </w:rPr>
+        <w:t xml:space="preserve">Лёша: </w:t>
+      </w:r>
+      <w:r>
+        <w:rPr>
+          <w:rFonts w:ascii="Times New Roman" w:hAnsi="Times New Roman" w:eastAsia="Malgun Gothic"/>
+          <w:b w:val="0"/>
+          <w:i/>
+          <w:color w:val="555555"/>
+          <w:sz w:val="22"/>
+        </w:rPr>
+        <w:t>(смотрит вдаль)</w:t>
+      </w:r>
+      <w:r>
+        <w:rPr>
+          <w:rFonts w:ascii="Times New Roman" w:hAnsi="Times New Roman" w:eastAsia="Malgun Gothic"/>
+          <w:b w:val="0"/>
+          <w:i w:val="0"/>
+          <w:sz w:val="22"/>
+        </w:rPr>
+        <w:t xml:space="preserve"> Может быть, Даша. Может быть, пришло время.</w:t>
+      </w:r>
+    </w:p>
+    <w:p>
+      <w:pPr>
+        <w:keepNext/>
+        <w:spacing w:before="320" w:after="140"/>
+      </w:pPr>
+      <w:r>
+        <w:rPr>
+          <w:rFonts w:ascii="Times New Roman" w:hAnsi="Times New Roman" w:eastAsia="Malgun Gothic"/>
+          <w:b/>
+          <w:i w:val="0"/>
+          <w:color w:val="1F3864"/>
+          <w:sz w:val="26"/>
+        </w:rPr>
+        <w:t>핵심 문학 인용</w:t>
+      </w:r>
+    </w:p>
+    <w:p>
+      <w:pPr>
+        <w:spacing w:before="0" w:after="120"/>
+      </w:pPr>
+      <w:r>
+        <w:rPr>
+          <w:rFonts w:ascii="Times New Roman" w:hAnsi="Times New Roman" w:eastAsia="Malgun Gothic"/>
+          <w:b/>
+          <w:i w:val="0"/>
+          <w:sz w:val="22"/>
+        </w:rPr>
+        <w:t>Александр Пушкин, «Я памятник себе воздвиг нерукотворный…» (лирическое стихотворение): «Что в мой жестокий век восславил я свободу / И милость к падшим призывал»</w:t>
+      </w:r>
+      <w:r>
+        <w:rPr>
+          <w:rFonts w:ascii="Times New Roman" w:hAnsi="Times New Roman" w:eastAsia="Malgun Gothic"/>
+          <w:b w:val="0"/>
+          <w:i w:val="0"/>
+          <w:sz w:val="22"/>
+        </w:rPr>
+        <w:t xml:space="preserve"> — 한국어 해설: 올가가 최후 진술에서 인용한다. 자신은 관용을 구하지 않지만, 법원 밖 추위 속에 서 있는 촐칸족 주민들을 위해 '쓰러진 자들에 대한 자비'를 요구한다는 뜻이다. 올가는 "푸시킨은 이 때문에 민중에게 사랑받으리라 썼다"며 원문 그대로 인용한 뒤 "나는 푸시킨이 아니다"라고 덧붙인다 (장면 4).</w:t>
+      </w:r>
+    </w:p>
+    <w:p>
+      <w:pPr>
+        <w:spacing w:before="0" w:after="120"/>
+      </w:pPr>
+      <w:r>
+        <w:rPr>
+          <w:rFonts w:ascii="Times New Roman" w:hAnsi="Times New Roman" w:eastAsia="Malgun Gothic"/>
+          <w:b/>
+          <w:i w:val="0"/>
+          <w:sz w:val="22"/>
+        </w:rPr>
+        <w:t>Александр Грибоедов, «Горе от ума» (монолог Чацкого): «А судьи кто?»</w:t>
+      </w:r>
+      <w:r>
+        <w:rPr>
+          <w:rFonts w:ascii="Times New Roman" w:hAnsi="Times New Roman" w:eastAsia="Malgun Gothic"/>
+          <w:b w:val="0"/>
+          <w:i w:val="0"/>
+          <w:sz w:val="22"/>
+        </w:rPr>
+        <w:t xml:space="preserve"> — 한국어 해설: 판사가 '연방 고속도로'가 아니라는 증거를 받아 놓고도 실형을 선고하자, 료샤가 법정 밖에서 내뱉는다. 법정에 대한 신뢰가 무너지는 순간이자, "법정만으로는 부족하다"는 12화의 정치적 각성으로 이어지는 대사다 (장면 7).</w:t>
       </w:r>
     </w:p>
     <w:p>

--- a/러시아 인권변호사/2부/2부_11화_올가의_재판.docx
+++ b/러시아 인권변호사/2부/2부_11화_올가의_재판.docx
@@ -3400,7 +3400,7 @@
           <w:i w:val="0"/>
           <w:sz w:val="22"/>
         </w:rPr>
-        <w:t xml:space="preserve"> Может быть, Даша. Может быть, пришло время.</w:t>
+        <w:t xml:space="preserve"> Может быть, Дарья. Может быть, пришло время.</w:t>
       </w:r>
     </w:p>
     <w:p>
@@ -3439,7 +3439,7 @@
           <w:i w:val="0"/>
           <w:sz w:val="22"/>
         </w:rPr>
-        <w:t xml:space="preserve"> — 한국어 해설: 올가가 최후 진술에서 인용한다. 자신은 관용을 구하지 않지만, 법원 밖 추위 속에 서 있는 촐칸족 주민들을 위해 '쓰러진 자들에 대한 자비'를 요구한다는 뜻이다. 올가는 "푸시킨은 이 때문에 민중에게 사랑받으리라 썼다"며 원문 그대로 인용한 뒤 "나는 푸시킨이 아니다"라고 덧붙인다 (장면 4).</w:t>
+        <w:t xml:space="preserve"> — 한국어 해설: 올가가 최후 진술에서 인용한다. 자신은 관용을 구하지 않지만, 법원 밖 추위 속에 서 있는 촐칸족 주민들을 위해 '쓰러진 자들에 대한 자비'를 요구한다는 뜻이다. 올가는 "푸시킨은 이 때문에 민중에게 사랑받으리라 썼다"며 인용한 뒤 "나는 푸시킨이 아니다"라고 덧붙인다 (장면 4).</w:t>
       </w:r>
     </w:p>
     <w:p>
